--- a/06_可直接打开的Word版/01_计划与每日笔记__每日笔记__Day07_6月5日_相关与简单线性回归_详细版.docx
+++ b/06_可直接打开的Word版/01_计划与每日笔记__每日笔记__Day07_6月5日_相关与简单线性回归_详细版.docx
@@ -3,11 +3,11 @@
 <w:document xmlns:wpc="http://schemas.microsoft.com/office/word/2010/wordprocessingCanvas" xmlns:mo="http://schemas.microsoft.com/office/mac/office/2008/main" xmlns:mc="http://schemas.openxmlformats.org/markup-compatibility/2006" xmlns:mv="urn:schemas-microsoft-com:mac:vml" xmlns:o="urn:schemas-microsoft-com:office:office" xmlns:r="http://schemas.openxmlformats.org/officeDocument/2006/relationships" xmlns:m="http://schemas.openxmlformats.org/officeDocument/2006/math" xmlns:v="urn:schemas-microsoft-com:vml" xmlns:wp14="http://schemas.microsoft.com/office/word/2010/wordprocessingDrawing" xmlns:wp="http://schemas.openxmlformats.org/drawingml/2006/wordprocessingDrawing" xmlns:w10="urn:schemas-microsoft-com:office:word" xmlns:w="http://schemas.openxmlformats.org/wordprocessingml/2006/main" xmlns:w14="http://schemas.microsoft.com/office/word/2010/wordml" xmlns:wpg="http://schemas.microsoft.com/office/word/2010/wordprocessingGroup" xmlns:wpi="http://schemas.microsoft.com/office/word/2010/wordprocessingInk" xmlns:wne="http://schemas.microsoft.com/office/word/2006/wordml" xmlns:wps="http://schemas.microsoft.com/office/word/2010/wordprocessingShape" mc:Ignorable="w14 wp14">
   <w:body>
     <w:p>
-      <w:pPr>
-        <w:pStyle w:val="Heading1"/>
-      </w:pPr>
-      <w:r>
-        <w:t>Day07_6月5日_相关与简单线性回归_详细版</w:t>
+      <w:r>
+        <w:rPr>
+          <w:rFonts w:ascii="Microsoft YaHei" w:hAnsi="Microsoft YaHei" w:eastAsia="Microsoft YaHei"/>
+        </w:rPr>
+        <w:t>﻿# Day07_6月5日_相关与简单线性回归_详细版</w:t>
       </w:r>
     </w:p>
     <w:p/>
@@ -15,7 +15,6 @@
       <w:r>
         <w:rPr>
           <w:rFonts w:ascii="Microsoft YaHei" w:hAnsi="Microsoft YaHei" w:eastAsia="Microsoft YaHei"/>
-          <w:sz w:val="22"/>
         </w:rPr>
         <w:t>日期：2026年6月5日，周五</w:t>
       </w:r>
@@ -24,7 +23,6 @@
       <w:r>
         <w:rPr>
           <w:rFonts w:ascii="Microsoft YaHei" w:hAnsi="Microsoft YaHei" w:eastAsia="Microsoft YaHei"/>
-          <w:sz w:val="22"/>
         </w:rPr>
         <w:t>对应 Day：Day07</w:t>
       </w:r>
@@ -33,7 +31,6 @@
       <w:r>
         <w:rPr>
           <w:rFonts w:ascii="Microsoft YaHei" w:hAnsi="Microsoft YaHei" w:eastAsia="Microsoft YaHei"/>
-          <w:sz w:val="22"/>
         </w:rPr>
         <w:t>主题：相关 + 简单线性回归</w:t>
       </w:r>
@@ -42,7 +39,6 @@
       <w:r>
         <w:rPr>
           <w:rFonts w:ascii="Microsoft YaHei" w:hAnsi="Microsoft YaHei" w:eastAsia="Microsoft YaHei"/>
-          <w:sz w:val="22"/>
         </w:rPr>
         <w:t>计划来源：原 Day07 任务整体顺延一天执行</w:t>
       </w:r>
@@ -52,7 +48,6 @@
       <w:r>
         <w:rPr>
           <w:rFonts w:ascii="Microsoft YaHei" w:hAnsi="Microsoft YaHei" w:eastAsia="Microsoft YaHei"/>
-          <w:sz w:val="22"/>
         </w:rPr>
         <w:t>今日目标：把“两个计量变量之间的关系怎么判断”“相关系数 r 怎么解释”“简单线性回归的 b、a、R Square、P 值怎么看”“SPSS 输出看哪几张表”理顺。</w:t>
       </w:r>
@@ -62,7 +57,6 @@
       <w:r>
         <w:rPr>
           <w:rFonts w:ascii="Microsoft YaHei" w:hAnsi="Microsoft YaHei" w:eastAsia="Microsoft YaHei"/>
-          <w:sz w:val="22"/>
         </w:rPr>
         <w:t>一句话总纲：</w:t>
       </w:r>
@@ -72,9 +66,8 @@
       <w:r>
         <w:rPr>
           <w:rFonts w:ascii="Microsoft YaHei" w:hAnsi="Microsoft YaHei" w:eastAsia="Microsoft YaHei"/>
-          <w:sz w:val="22"/>
-        </w:rPr>
-        <w:t>&gt; 相关分析看两个变量线性关系的方向和密切程度；简单线性回归用一个自变量解释或预测一个计量因变量。</w:t>
+        </w:rPr>
+        <w:t>相关分析看两个变量线性关系的方向和密切程度；简单线性回归用一个自变量解释或预测一个计量因变量。</w:t>
       </w:r>
     </w:p>
     <w:p/>
@@ -82,7 +75,6 @@
       <w:r>
         <w:rPr>
           <w:rFonts w:ascii="Microsoft YaHei" w:hAnsi="Microsoft YaHei" w:eastAsia="Microsoft YaHei"/>
-          <w:sz w:val="22"/>
         </w:rPr>
         <w:t>---</w:t>
       </w:r>
@@ -101,7 +93,6 @@
       <w:r>
         <w:rPr>
           <w:rFonts w:ascii="Microsoft YaHei" w:hAnsi="Microsoft YaHei" w:eastAsia="Microsoft YaHei"/>
-          <w:sz w:val="22"/>
         </w:rPr>
         <w:t>前面几天多数是在比较“组与组是否不同”：</w:t>
       </w:r>
@@ -114,7 +105,6 @@
       <w:r>
         <w:rPr>
           <w:rFonts w:ascii="Microsoft YaHei" w:hAnsi="Microsoft YaHei" w:eastAsia="Microsoft YaHei"/>
-          <w:sz w:val="22"/>
         </w:rPr>
         <w:t>两组均数：t 检验。</w:t>
       </w:r>
@@ -126,7 +116,6 @@
       <w:r>
         <w:rPr>
           <w:rFonts w:ascii="Microsoft YaHei" w:hAnsi="Microsoft YaHei" w:eastAsia="Microsoft YaHei"/>
-          <w:sz w:val="22"/>
         </w:rPr>
         <w:t>多组均数：方差分析。</w:t>
       </w:r>
@@ -138,7 +127,6 @@
       <w:r>
         <w:rPr>
           <w:rFonts w:ascii="Microsoft YaHei" w:hAnsi="Microsoft YaHei" w:eastAsia="Microsoft YaHei"/>
-          <w:sz w:val="22"/>
         </w:rPr>
         <w:t>分类变量：卡方检验。</w:t>
       </w:r>
@@ -150,7 +138,6 @@
       <w:r>
         <w:rPr>
           <w:rFonts w:ascii="Microsoft YaHei" w:hAnsi="Microsoft YaHei" w:eastAsia="Microsoft YaHei"/>
-          <w:sz w:val="22"/>
         </w:rPr>
         <w:t>偏态或等级资料：非参数检验。</w:t>
       </w:r>
@@ -160,7 +147,6 @@
       <w:r>
         <w:rPr>
           <w:rFonts w:ascii="Microsoft YaHei" w:hAnsi="Microsoft YaHei" w:eastAsia="Microsoft YaHei"/>
-          <w:sz w:val="22"/>
         </w:rPr>
         <w:t>今天换成另一类问题：</w:t>
       </w:r>
@@ -170,9 +156,8 @@
       <w:r>
         <w:rPr>
           <w:rFonts w:ascii="Microsoft YaHei" w:hAnsi="Microsoft YaHei" w:eastAsia="Microsoft YaHei"/>
-          <w:sz w:val="22"/>
-        </w:rPr>
-        <w:t>&gt; 两个计量变量之间有没有关系？如果有，能不能用一个变量预测另一个变量？</w:t>
+        </w:rPr>
+        <w:t>两个计量变量之间有没有关系？如果有，能不能用一个变量预测另一个变量？</w:t>
       </w:r>
     </w:p>
     <w:p/>
@@ -180,7 +165,6 @@
       <w:r>
         <w:rPr>
           <w:rFonts w:ascii="Microsoft YaHei" w:hAnsi="Microsoft YaHei" w:eastAsia="Microsoft YaHei"/>
-          <w:sz w:val="22"/>
         </w:rPr>
         <w:t>例如：</w:t>
       </w:r>
@@ -193,7 +177,6 @@
       <w:r>
         <w:rPr>
           <w:rFonts w:ascii="Microsoft YaHei" w:hAnsi="Microsoft YaHei" w:eastAsia="Microsoft YaHei"/>
-          <w:sz w:val="22"/>
         </w:rPr>
         <w:t>身高和体重有没有关系？</w:t>
       </w:r>
@@ -205,7 +188,6 @@
       <w:r>
         <w:rPr>
           <w:rFonts w:ascii="Microsoft YaHei" w:hAnsi="Microsoft YaHei" w:eastAsia="Microsoft YaHei"/>
-          <w:sz w:val="22"/>
         </w:rPr>
         <w:t>年龄和血压有没有关系？</w:t>
       </w:r>
@@ -217,7 +199,6 @@
       <w:r>
         <w:rPr>
           <w:rFonts w:ascii="Microsoft YaHei" w:hAnsi="Microsoft YaHei" w:eastAsia="Microsoft YaHei"/>
-          <w:sz w:val="22"/>
         </w:rPr>
         <w:t>剂量和反应值有没有关系？</w:t>
       </w:r>
@@ -229,7 +210,6 @@
       <w:r>
         <w:rPr>
           <w:rFonts w:ascii="Microsoft YaHei" w:hAnsi="Microsoft YaHei" w:eastAsia="Microsoft YaHei"/>
-          <w:sz w:val="22"/>
         </w:rPr>
         <w:t>胸围和体重有没有关系？</w:t>
       </w:r>
@@ -239,7 +219,6 @@
       <w:r>
         <w:rPr>
           <w:rFonts w:ascii="Microsoft YaHei" w:hAnsi="Microsoft YaHei" w:eastAsia="Microsoft YaHei"/>
-          <w:sz w:val="22"/>
         </w:rPr>
         <w:t>这类题的第一反应不是 t 检验、方差分析或卡方检验，而是：</w:t>
       </w:r>
@@ -252,7 +231,6 @@
       <w:r>
         <w:rPr>
           <w:rFonts w:ascii="Microsoft YaHei" w:hAnsi="Microsoft YaHei" w:eastAsia="Microsoft YaHei"/>
-          <w:sz w:val="22"/>
         </w:rPr>
         <w:t>先画散点图。</w:t>
       </w:r>
@@ -264,7 +242,6 @@
       <w:r>
         <w:rPr>
           <w:rFonts w:ascii="Microsoft YaHei" w:hAnsi="Microsoft YaHei" w:eastAsia="Microsoft YaHei"/>
-          <w:sz w:val="22"/>
         </w:rPr>
         <w:t>如果大致线性，再考虑 Pearson 相关。</w:t>
       </w:r>
@@ -276,7 +253,6 @@
       <w:r>
         <w:rPr>
           <w:rFonts w:ascii="Microsoft YaHei" w:hAnsi="Microsoft YaHei" w:eastAsia="Microsoft YaHei"/>
-          <w:sz w:val="22"/>
         </w:rPr>
         <w:t>如果要建立预测公式，再做简单线性回归。</w:t>
       </w:r>
@@ -286,7 +262,6 @@
       <w:r>
         <w:rPr>
           <w:rFonts w:ascii="Microsoft YaHei" w:hAnsi="Microsoft YaHei" w:eastAsia="Microsoft YaHei"/>
-          <w:sz w:val="22"/>
         </w:rPr>
         <w:t>---</w:t>
       </w:r>
@@ -305,7 +280,6 @@
       <w:r>
         <w:rPr>
           <w:rFonts w:ascii="Microsoft YaHei" w:hAnsi="Microsoft YaHei" w:eastAsia="Microsoft YaHei"/>
-          <w:sz w:val="22"/>
         </w:rPr>
         <w:t>相关与简单线性回归通常用于两个计量变量。</w:t>
       </w:r>
@@ -315,63 +289,48 @@
       <w:r>
         <w:rPr>
           <w:rFonts w:ascii="Microsoft YaHei" w:hAnsi="Microsoft YaHei" w:eastAsia="Microsoft YaHei"/>
-          <w:sz w:val="22"/>
-        </w:rPr>
-        <w:t>| 项目 | 要求 |</w:t>
-      </w:r>
-    </w:p>
-    <w:p>
-      <w:r>
-        <w:rPr>
-          <w:rFonts w:ascii="Microsoft YaHei" w:hAnsi="Microsoft YaHei" w:eastAsia="Microsoft YaHei"/>
-          <w:sz w:val="22"/>
-        </w:rPr>
-        <w:t>|---|---|</w:t>
-      </w:r>
-    </w:p>
-    <w:p>
-      <w:r>
-        <w:rPr>
-          <w:rFonts w:ascii="Microsoft YaHei" w:hAnsi="Microsoft YaHei" w:eastAsia="Microsoft YaHei"/>
-          <w:sz w:val="22"/>
-        </w:rPr>
-        <w:t>| 自变量 X | 计量资料 |</w:t>
-      </w:r>
-    </w:p>
-    <w:p>
-      <w:r>
-        <w:rPr>
-          <w:rFonts w:ascii="Microsoft YaHei" w:hAnsi="Microsoft YaHei" w:eastAsia="Microsoft YaHei"/>
-          <w:sz w:val="22"/>
-        </w:rPr>
-        <w:t>| 因变量 Y | 计量资料 |</w:t>
-      </w:r>
-    </w:p>
-    <w:p>
-      <w:r>
-        <w:rPr>
-          <w:rFonts w:ascii="Microsoft YaHei" w:hAnsi="Microsoft YaHei" w:eastAsia="Microsoft YaHei"/>
-          <w:sz w:val="22"/>
-        </w:rPr>
-        <w:t>| 关系形态 | 大致线性 |</w:t>
-      </w:r>
-    </w:p>
-    <w:p>
-      <w:r>
-        <w:rPr>
-          <w:rFonts w:ascii="Microsoft YaHei" w:hAnsi="Microsoft YaHei" w:eastAsia="Microsoft YaHei"/>
-          <w:sz w:val="22"/>
-        </w:rPr>
-        <w:t>| 观察值 | 相互独立 |</w:t>
-      </w:r>
-    </w:p>
-    <w:p>
-      <w:r>
-        <w:rPr>
-          <w:rFonts w:ascii="Microsoft YaHei" w:hAnsi="Microsoft YaHei" w:eastAsia="Microsoft YaHei"/>
-          <w:sz w:val="22"/>
-        </w:rPr>
-        <w:t>| 异常点 | 不应有严重影响结果的异常点 |</w:t>
+        </w:rPr>
+        <w:t>项目 | 要求</w:t>
+      </w:r>
+    </w:p>
+    <w:p>
+      <w:r>
+        <w:rPr>
+          <w:rFonts w:ascii="Microsoft YaHei" w:hAnsi="Microsoft YaHei" w:eastAsia="Microsoft YaHei"/>
+        </w:rPr>
+        <w:t>自变量 X | 计量资料</w:t>
+      </w:r>
+    </w:p>
+    <w:p>
+      <w:r>
+        <w:rPr>
+          <w:rFonts w:ascii="Microsoft YaHei" w:hAnsi="Microsoft YaHei" w:eastAsia="Microsoft YaHei"/>
+        </w:rPr>
+        <w:t>因变量 Y | 计量资料</w:t>
+      </w:r>
+    </w:p>
+    <w:p>
+      <w:r>
+        <w:rPr>
+          <w:rFonts w:ascii="Microsoft YaHei" w:hAnsi="Microsoft YaHei" w:eastAsia="Microsoft YaHei"/>
+        </w:rPr>
+        <w:t>关系形态 | 大致线性</w:t>
+      </w:r>
+    </w:p>
+    <w:p>
+      <w:r>
+        <w:rPr>
+          <w:rFonts w:ascii="Microsoft YaHei" w:hAnsi="Microsoft YaHei" w:eastAsia="Microsoft YaHei"/>
+        </w:rPr>
+        <w:t>观察值 | 相互独立</w:t>
+      </w:r>
+    </w:p>
+    <w:p>
+      <w:r>
+        <w:rPr>
+          <w:rFonts w:ascii="Microsoft YaHei" w:hAnsi="Microsoft YaHei" w:eastAsia="Microsoft YaHei"/>
+        </w:rPr>
+        <w:t>异常点 | 不应有严重影响结果的异常点</w:t>
       </w:r>
     </w:p>
     <w:p/>
@@ -379,7 +338,6 @@
       <w:r>
         <w:rPr>
           <w:rFonts w:ascii="Microsoft YaHei" w:hAnsi="Microsoft YaHei" w:eastAsia="Microsoft YaHei"/>
-          <w:sz w:val="22"/>
         </w:rPr>
         <w:t>Pearson 相关还常要求：</w:t>
       </w:r>
@@ -392,7 +350,6 @@
       <w:r>
         <w:rPr>
           <w:rFonts w:ascii="Microsoft YaHei" w:hAnsi="Microsoft YaHei" w:eastAsia="Microsoft YaHei"/>
-          <w:sz w:val="22"/>
         </w:rPr>
         <w:t>两变量近似服从双变量正态分布。</w:t>
       </w:r>
@@ -404,7 +361,6 @@
       <w:r>
         <w:rPr>
           <w:rFonts w:ascii="Microsoft YaHei" w:hAnsi="Microsoft YaHei" w:eastAsia="Microsoft YaHei"/>
-          <w:sz w:val="22"/>
         </w:rPr>
         <w:t>或至少资料分布不严重偏态，线性关系较明显。</w:t>
       </w:r>
@@ -414,7 +370,6 @@
       <w:r>
         <w:rPr>
           <w:rFonts w:ascii="Microsoft YaHei" w:hAnsi="Microsoft YaHei" w:eastAsia="Microsoft YaHei"/>
-          <w:sz w:val="22"/>
         </w:rPr>
         <w:t>如果资料明显偏态、等级资料，或者只是单调关系而不满足 Pearson 条件，可以想到 Spearman 秩相关。</w:t>
       </w:r>
@@ -424,7 +379,6 @@
       <w:r>
         <w:rPr>
           <w:rFonts w:ascii="Microsoft YaHei" w:hAnsi="Microsoft YaHei" w:eastAsia="Microsoft YaHei"/>
-          <w:sz w:val="22"/>
         </w:rPr>
         <w:t>但今天主线是：</w:t>
       </w:r>
@@ -434,9 +388,8 @@
       <w:r>
         <w:rPr>
           <w:rFonts w:ascii="Microsoft YaHei" w:hAnsi="Microsoft YaHei" w:eastAsia="Microsoft YaHei"/>
-          <w:sz w:val="22"/>
-        </w:rPr>
-        <w:t>&gt; Pearson 相关 + 简单线性回归。</w:t>
+        </w:rPr>
+        <w:t>Pearson 相关 + 简单线性回归。</w:t>
       </w:r>
     </w:p>
     <w:p/>
@@ -444,7 +397,6 @@
       <w:r>
         <w:rPr>
           <w:rFonts w:ascii="Microsoft YaHei" w:hAnsi="Microsoft YaHei" w:eastAsia="Microsoft YaHei"/>
-          <w:sz w:val="22"/>
         </w:rPr>
         <w:t>---</w:t>
       </w:r>
@@ -463,7 +415,6 @@
       <w:r>
         <w:rPr>
           <w:rFonts w:ascii="Microsoft YaHei" w:hAnsi="Microsoft YaHei" w:eastAsia="Microsoft YaHei"/>
-          <w:sz w:val="22"/>
         </w:rPr>
         <w:t>散点图是相关与回归的入口。</w:t>
       </w:r>
@@ -473,7 +424,6 @@
       <w:r>
         <w:rPr>
           <w:rFonts w:ascii="Microsoft YaHei" w:hAnsi="Microsoft YaHei" w:eastAsia="Microsoft YaHei"/>
-          <w:sz w:val="22"/>
         </w:rPr>
         <w:t>它回答三个问题：</w:t>
       </w:r>
@@ -486,7 +436,6 @@
       <w:r>
         <w:rPr>
           <w:rFonts w:ascii="Microsoft YaHei" w:hAnsi="Microsoft YaHei" w:eastAsia="Microsoft YaHei"/>
-          <w:sz w:val="22"/>
         </w:rPr>
         <w:t>两个变量有没有趋势？</w:t>
       </w:r>
@@ -498,7 +447,6 @@
       <w:r>
         <w:rPr>
           <w:rFonts w:ascii="Microsoft YaHei" w:hAnsi="Microsoft YaHei" w:eastAsia="Microsoft YaHei"/>
-          <w:sz w:val="22"/>
         </w:rPr>
         <w:t>趋势是正向还是反向？</w:t>
       </w:r>
@@ -510,7 +458,6 @@
       <w:r>
         <w:rPr>
           <w:rFonts w:ascii="Microsoft YaHei" w:hAnsi="Microsoft YaHei" w:eastAsia="Microsoft YaHei"/>
-          <w:sz w:val="22"/>
         </w:rPr>
         <w:t>趋势是否大致线性？</w:t>
       </w:r>
@@ -520,7 +467,6 @@
       <w:r>
         <w:rPr>
           <w:rFonts w:ascii="Microsoft YaHei" w:hAnsi="Microsoft YaHei" w:eastAsia="Microsoft YaHei"/>
-          <w:sz w:val="22"/>
         </w:rPr>
         <w:t>散点图常见形态：</w:t>
       </w:r>
@@ -530,63 +476,48 @@
       <w:r>
         <w:rPr>
           <w:rFonts w:ascii="Microsoft YaHei" w:hAnsi="Microsoft YaHei" w:eastAsia="Microsoft YaHei"/>
-          <w:sz w:val="22"/>
-        </w:rPr>
-        <w:t>| 点云形态 | 解释 |</w:t>
-      </w:r>
-    </w:p>
-    <w:p>
-      <w:r>
-        <w:rPr>
-          <w:rFonts w:ascii="Microsoft YaHei" w:hAnsi="Microsoft YaHei" w:eastAsia="Microsoft YaHei"/>
-          <w:sz w:val="22"/>
-        </w:rPr>
-        <w:t>|---|---|</w:t>
-      </w:r>
-    </w:p>
-    <w:p>
-      <w:r>
-        <w:rPr>
-          <w:rFonts w:ascii="Microsoft YaHei" w:hAnsi="Microsoft YaHei" w:eastAsia="Microsoft YaHei"/>
-          <w:sz w:val="22"/>
-        </w:rPr>
-        <w:t>| 从左下到右上 | 正相关趋势 |</w:t>
-      </w:r>
-    </w:p>
-    <w:p>
-      <w:r>
-        <w:rPr>
-          <w:rFonts w:ascii="Microsoft YaHei" w:hAnsi="Microsoft YaHei" w:eastAsia="Microsoft YaHei"/>
-          <w:sz w:val="22"/>
-        </w:rPr>
-        <w:t>| 从左上到右下 | 负相关趋势 |</w:t>
-      </w:r>
-    </w:p>
-    <w:p>
-      <w:r>
-        <w:rPr>
-          <w:rFonts w:ascii="Microsoft YaHei" w:hAnsi="Microsoft YaHei" w:eastAsia="Microsoft YaHei"/>
-          <w:sz w:val="22"/>
-        </w:rPr>
-        <w:t>| 没有明显方向 | 线性相关弱或无线性相关 |</w:t>
-      </w:r>
-    </w:p>
-    <w:p>
-      <w:r>
-        <w:rPr>
-          <w:rFonts w:ascii="Microsoft YaHei" w:hAnsi="Microsoft YaHei" w:eastAsia="Microsoft YaHei"/>
-          <w:sz w:val="22"/>
-        </w:rPr>
-        <w:t>| 弯曲趋势 | 可能不是直线关系 |</w:t>
-      </w:r>
-    </w:p>
-    <w:p>
-      <w:r>
-        <w:rPr>
-          <w:rFonts w:ascii="Microsoft YaHei" w:hAnsi="Microsoft YaHei" w:eastAsia="Microsoft YaHei"/>
-          <w:sz w:val="22"/>
-        </w:rPr>
-        <w:t>| 少数点特别远 | 可能有异常点 |</w:t>
+        </w:rPr>
+        <w:t>点云形态 | 解释</w:t>
+      </w:r>
+    </w:p>
+    <w:p>
+      <w:r>
+        <w:rPr>
+          <w:rFonts w:ascii="Microsoft YaHei" w:hAnsi="Microsoft YaHei" w:eastAsia="Microsoft YaHei"/>
+        </w:rPr>
+        <w:t>从左下到右上 | 正相关趋势</w:t>
+      </w:r>
+    </w:p>
+    <w:p>
+      <w:r>
+        <w:rPr>
+          <w:rFonts w:ascii="Microsoft YaHei" w:hAnsi="Microsoft YaHei" w:eastAsia="Microsoft YaHei"/>
+        </w:rPr>
+        <w:t>从左上到右下 | 负相关趋势</w:t>
+      </w:r>
+    </w:p>
+    <w:p>
+      <w:r>
+        <w:rPr>
+          <w:rFonts w:ascii="Microsoft YaHei" w:hAnsi="Microsoft YaHei" w:eastAsia="Microsoft YaHei"/>
+        </w:rPr>
+        <w:t>没有明显方向 | 线性相关弱或无线性相关</w:t>
+      </w:r>
+    </w:p>
+    <w:p>
+      <w:r>
+        <w:rPr>
+          <w:rFonts w:ascii="Microsoft YaHei" w:hAnsi="Microsoft YaHei" w:eastAsia="Microsoft YaHei"/>
+        </w:rPr>
+        <w:t>弯曲趋势 | 可能不是直线关系</w:t>
+      </w:r>
+    </w:p>
+    <w:p>
+      <w:r>
+        <w:rPr>
+          <w:rFonts w:ascii="Microsoft YaHei" w:hAnsi="Microsoft YaHei" w:eastAsia="Microsoft YaHei"/>
+        </w:rPr>
+        <w:t>少数点特别远 | 可能有异常点</w:t>
       </w:r>
     </w:p>
     <w:p/>
@@ -594,7 +525,6 @@
       <w:r>
         <w:rPr>
           <w:rFonts w:ascii="Microsoft YaHei" w:hAnsi="Microsoft YaHei" w:eastAsia="Microsoft YaHei"/>
-          <w:sz w:val="22"/>
         </w:rPr>
         <w:t>考试里看到“两个计量变量关系”，先想到散点图。</w:t>
       </w:r>
@@ -604,7 +534,6 @@
       <w:r>
         <w:rPr>
           <w:rFonts w:ascii="Microsoft YaHei" w:hAnsi="Microsoft YaHei" w:eastAsia="Microsoft YaHei"/>
-          <w:sz w:val="22"/>
         </w:rPr>
         <w:t>一句话：</w:t>
       </w:r>
@@ -614,9 +543,8 @@
       <w:r>
         <w:rPr>
           <w:rFonts w:ascii="Microsoft YaHei" w:hAnsi="Microsoft YaHei" w:eastAsia="Microsoft YaHei"/>
-          <w:sz w:val="22"/>
-        </w:rPr>
-        <w:t>&gt; 散点图不是检验结果，但它决定你后面能不能放心谈线性相关和直线回归。</w:t>
+        </w:rPr>
+        <w:t>散点图不是检验结果，但它决定你后面能不能放心谈线性相关和直线回归。</w:t>
       </w:r>
     </w:p>
     <w:p/>
@@ -624,7 +552,6 @@
       <w:r>
         <w:rPr>
           <w:rFonts w:ascii="Microsoft YaHei" w:hAnsi="Microsoft YaHei" w:eastAsia="Microsoft YaHei"/>
-          <w:sz w:val="22"/>
         </w:rPr>
         <w:t>---</w:t>
       </w:r>
@@ -643,7 +570,6 @@
       <w:r>
         <w:rPr>
           <w:rFonts w:ascii="Microsoft YaHei" w:hAnsi="Microsoft YaHei" w:eastAsia="Microsoft YaHei"/>
-          <w:sz w:val="22"/>
         </w:rPr>
         <w:t>相关分析回答：</w:t>
       </w:r>
@@ -653,9 +579,8 @@
       <w:r>
         <w:rPr>
           <w:rFonts w:ascii="Microsoft YaHei" w:hAnsi="Microsoft YaHei" w:eastAsia="Microsoft YaHei"/>
-          <w:sz w:val="22"/>
-        </w:rPr>
-        <w:t>&gt; 两个变量之间线性关系的方向和密切程度。</w:t>
+        </w:rPr>
+        <w:t>两个变量之间线性关系的方向和密切程度。</w:t>
       </w:r>
     </w:p>
     <w:p/>
@@ -663,7 +588,6 @@
       <w:r>
         <w:rPr>
           <w:rFonts w:ascii="Microsoft YaHei" w:hAnsi="Microsoft YaHei" w:eastAsia="Microsoft YaHei"/>
-          <w:sz w:val="22"/>
         </w:rPr>
         <w:t>Pearson 相关系数用 `r` 表示。</w:t>
       </w:r>
@@ -673,7 +597,6 @@
       <w:r>
         <w:rPr>
           <w:rFonts w:ascii="Microsoft YaHei" w:hAnsi="Microsoft YaHei" w:eastAsia="Microsoft YaHei"/>
-          <w:sz w:val="22"/>
         </w:rPr>
         <w:t>`r` 的取值范围：</w:t>
       </w:r>
@@ -683,7 +606,6 @@
       <w:r>
         <w:rPr>
           <w:rFonts w:ascii="Microsoft YaHei" w:hAnsi="Microsoft YaHei" w:eastAsia="Microsoft YaHei"/>
-          <w:sz w:val="22"/>
         </w:rPr>
         <w:t>`-1 &lt;= r &lt;= +1`</w:t>
       </w:r>
@@ -693,63 +615,48 @@
       <w:r>
         <w:rPr>
           <w:rFonts w:ascii="Microsoft YaHei" w:hAnsi="Microsoft YaHei" w:eastAsia="Microsoft YaHei"/>
-          <w:sz w:val="22"/>
-        </w:rPr>
-        <w:t>| r 的情况 | 含义 |</w:t>
-      </w:r>
-    </w:p>
-    <w:p>
-      <w:r>
-        <w:rPr>
-          <w:rFonts w:ascii="Microsoft YaHei" w:hAnsi="Microsoft YaHei" w:eastAsia="Microsoft YaHei"/>
-          <w:sz w:val="22"/>
-        </w:rPr>
-        <w:t>|---|---|</w:t>
-      </w:r>
-    </w:p>
-    <w:p>
-      <w:r>
-        <w:rPr>
-          <w:rFonts w:ascii="Microsoft YaHei" w:hAnsi="Microsoft YaHei" w:eastAsia="Microsoft YaHei"/>
-          <w:sz w:val="22"/>
-        </w:rPr>
-        <w:t>| r &gt; 0 | 正相关 |</w:t>
-      </w:r>
-    </w:p>
-    <w:p>
-      <w:r>
-        <w:rPr>
-          <w:rFonts w:ascii="Microsoft YaHei" w:hAnsi="Microsoft YaHei" w:eastAsia="Microsoft YaHei"/>
-          <w:sz w:val="22"/>
-        </w:rPr>
-        <w:t>| r &lt; 0 | 负相关 |</w:t>
-      </w:r>
-    </w:p>
-    <w:p>
-      <w:r>
-        <w:rPr>
-          <w:rFonts w:ascii="Microsoft YaHei" w:hAnsi="Microsoft YaHei" w:eastAsia="Microsoft YaHei"/>
-          <w:sz w:val="22"/>
-        </w:rPr>
-        <w:t>| r = 0 附近 | 线性相关很弱 |</w:t>
-      </w:r>
-    </w:p>
-    <w:p>
-      <w:r>
-        <w:rPr>
-          <w:rFonts w:ascii="Microsoft YaHei" w:hAnsi="Microsoft YaHei" w:eastAsia="Microsoft YaHei"/>
-          <w:sz w:val="22"/>
-        </w:rPr>
-        <w:t>| r = +1 | 完全正线性相关 |</w:t>
-      </w:r>
-    </w:p>
-    <w:p>
-      <w:r>
-        <w:rPr>
-          <w:rFonts w:ascii="Microsoft YaHei" w:hAnsi="Microsoft YaHei" w:eastAsia="Microsoft YaHei"/>
-          <w:sz w:val="22"/>
-        </w:rPr>
-        <w:t>| r = -1 | 完全负线性相关 |</w:t>
+        </w:rPr>
+        <w:t>r 的情况 | 含义</w:t>
+      </w:r>
+    </w:p>
+    <w:p>
+      <w:r>
+        <w:rPr>
+          <w:rFonts w:ascii="Microsoft YaHei" w:hAnsi="Microsoft YaHei" w:eastAsia="Microsoft YaHei"/>
+        </w:rPr>
+        <w:t>r &gt; 0 | 正相关</w:t>
+      </w:r>
+    </w:p>
+    <w:p>
+      <w:r>
+        <w:rPr>
+          <w:rFonts w:ascii="Microsoft YaHei" w:hAnsi="Microsoft YaHei" w:eastAsia="Microsoft YaHei"/>
+        </w:rPr>
+        <w:t>r &lt; 0 | 负相关</w:t>
+      </w:r>
+    </w:p>
+    <w:p>
+      <w:r>
+        <w:rPr>
+          <w:rFonts w:ascii="Microsoft YaHei" w:hAnsi="Microsoft YaHei" w:eastAsia="Microsoft YaHei"/>
+        </w:rPr>
+        <w:t>r = 0 附近 | 线性相关很弱</w:t>
+      </w:r>
+    </w:p>
+    <w:p>
+      <w:r>
+        <w:rPr>
+          <w:rFonts w:ascii="Microsoft YaHei" w:hAnsi="Microsoft YaHei" w:eastAsia="Microsoft YaHei"/>
+        </w:rPr>
+        <w:t>r = +1 | 完全正线性相关</w:t>
+      </w:r>
+    </w:p>
+    <w:p>
+      <w:r>
+        <w:rPr>
+          <w:rFonts w:ascii="Microsoft YaHei" w:hAnsi="Microsoft YaHei" w:eastAsia="Microsoft YaHei"/>
+        </w:rPr>
+        <w:t>r = -1 | 完全负线性相关</w:t>
       </w:r>
     </w:p>
     <w:p/>
@@ -757,7 +664,6 @@
       <w:r>
         <w:rPr>
           <w:rFonts w:ascii="Microsoft YaHei" w:hAnsi="Microsoft YaHei" w:eastAsia="Microsoft YaHei"/>
-          <w:sz w:val="22"/>
         </w:rPr>
         <w:t>最关键的判断：</w:t>
       </w:r>
@@ -767,9 +673,8 @@
       <w:r>
         <w:rPr>
           <w:rFonts w:ascii="Microsoft YaHei" w:hAnsi="Microsoft YaHei" w:eastAsia="Microsoft YaHei"/>
-          <w:sz w:val="22"/>
-        </w:rPr>
-        <w:t>&gt; 相关关系密切程度看 `|r|`，也就是 r 的绝对值。</w:t>
+        </w:rPr>
+        <w:t>相关关系密切程度看 `|r|`，也就是 r 的绝对值。</w:t>
       </w:r>
     </w:p>
     <w:p/>
@@ -777,7 +682,6 @@
       <w:r>
         <w:rPr>
           <w:rFonts w:ascii="Microsoft YaHei" w:hAnsi="Microsoft YaHei" w:eastAsia="Microsoft YaHei"/>
-          <w:sz w:val="22"/>
         </w:rPr>
         <w:t>`r` 越接近 +1 或 -1，线性相关越密切。</w:t>
       </w:r>
@@ -786,7 +690,6 @@
       <w:r>
         <w:rPr>
           <w:rFonts w:ascii="Microsoft YaHei" w:hAnsi="Microsoft YaHei" w:eastAsia="Microsoft YaHei"/>
-          <w:sz w:val="22"/>
         </w:rPr>
         <w:t>`r` 越接近 0，线性相关越弱。</w:t>
       </w:r>
@@ -796,7 +699,6 @@
       <w:r>
         <w:rPr>
           <w:rFonts w:ascii="Microsoft YaHei" w:hAnsi="Microsoft YaHei" w:eastAsia="Microsoft YaHei"/>
-          <w:sz w:val="22"/>
         </w:rPr>
         <w:t>---</w:t>
       </w:r>
@@ -815,7 +717,6 @@
       <w:r>
         <w:rPr>
           <w:rFonts w:ascii="Microsoft YaHei" w:hAnsi="Microsoft YaHei" w:eastAsia="Microsoft YaHei"/>
-          <w:sz w:val="22"/>
         </w:rPr>
         <w:t>相关系数包含两层信息。</w:t>
       </w:r>
@@ -825,7 +726,6 @@
       <w:r>
         <w:rPr>
           <w:rFonts w:ascii="Microsoft YaHei" w:hAnsi="Microsoft YaHei" w:eastAsia="Microsoft YaHei"/>
-          <w:sz w:val="22"/>
         </w:rPr>
         <w:t>第一层：符号。</w:t>
       </w:r>
@@ -838,7 +738,6 @@
       <w:r>
         <w:rPr>
           <w:rFonts w:ascii="Microsoft YaHei" w:hAnsi="Microsoft YaHei" w:eastAsia="Microsoft YaHei"/>
-          <w:sz w:val="22"/>
         </w:rPr>
         <w:t>正号：X 增大时，Y 倾向于增大。</w:t>
       </w:r>
@@ -850,7 +749,6 @@
       <w:r>
         <w:rPr>
           <w:rFonts w:ascii="Microsoft YaHei" w:hAnsi="Microsoft YaHei" w:eastAsia="Microsoft YaHei"/>
-          <w:sz w:val="22"/>
         </w:rPr>
         <w:t>负号：X 增大时，Y 倾向于减小。</w:t>
       </w:r>
@@ -860,7 +758,6 @@
       <w:r>
         <w:rPr>
           <w:rFonts w:ascii="Microsoft YaHei" w:hAnsi="Microsoft YaHei" w:eastAsia="Microsoft YaHei"/>
-          <w:sz w:val="22"/>
         </w:rPr>
         <w:t>第二层：绝对值大小。</w:t>
       </w:r>
@@ -873,7 +770,6 @@
       <w:r>
         <w:rPr>
           <w:rFonts w:ascii="Microsoft YaHei" w:hAnsi="Microsoft YaHei" w:eastAsia="Microsoft YaHei"/>
-          <w:sz w:val="22"/>
         </w:rPr>
         <w:t>`|r|` 越大，点越贴近一条直线。</w:t>
       </w:r>
@@ -885,7 +781,6 @@
       <w:r>
         <w:rPr>
           <w:rFonts w:ascii="Microsoft YaHei" w:hAnsi="Microsoft YaHei" w:eastAsia="Microsoft YaHei"/>
-          <w:sz w:val="22"/>
         </w:rPr>
         <w:t>`|r|` 越小，点越分散。</w:t>
       </w:r>
@@ -895,7 +790,6 @@
       <w:r>
         <w:rPr>
           <w:rFonts w:ascii="Microsoft YaHei" w:hAnsi="Microsoft YaHei" w:eastAsia="Microsoft YaHei"/>
-          <w:sz w:val="22"/>
         </w:rPr>
         <w:t>例子：</w:t>
       </w:r>
@@ -905,63 +799,48 @@
       <w:r>
         <w:rPr>
           <w:rFonts w:ascii="Microsoft YaHei" w:hAnsi="Microsoft YaHei" w:eastAsia="Microsoft YaHei"/>
-          <w:sz w:val="22"/>
-        </w:rPr>
-        <w:t>| r | 方向 | 密切程度 |</w:t>
-      </w:r>
-    </w:p>
-    <w:p>
-      <w:r>
-        <w:rPr>
-          <w:rFonts w:ascii="Microsoft YaHei" w:hAnsi="Microsoft YaHei" w:eastAsia="Microsoft YaHei"/>
-          <w:sz w:val="22"/>
-        </w:rPr>
-        <w:t>|---:|---|---|</w:t>
-      </w:r>
-    </w:p>
-    <w:p>
-      <w:r>
-        <w:rPr>
-          <w:rFonts w:ascii="Microsoft YaHei" w:hAnsi="Microsoft YaHei" w:eastAsia="Microsoft YaHei"/>
-          <w:sz w:val="22"/>
-        </w:rPr>
-        <w:t>| 0.85 | 正相关 | 较强 |</w:t>
-      </w:r>
-    </w:p>
-    <w:p>
-      <w:r>
-        <w:rPr>
-          <w:rFonts w:ascii="Microsoft YaHei" w:hAnsi="Microsoft YaHei" w:eastAsia="Microsoft YaHei"/>
-          <w:sz w:val="22"/>
-        </w:rPr>
-        <w:t>| -0.85 | 负相关 | 较强 |</w:t>
-      </w:r>
-    </w:p>
-    <w:p>
-      <w:r>
-        <w:rPr>
-          <w:rFonts w:ascii="Microsoft YaHei" w:hAnsi="Microsoft YaHei" w:eastAsia="Microsoft YaHei"/>
-          <w:sz w:val="22"/>
-        </w:rPr>
-        <w:t>| 0.20 | 正相关 | 较弱 |</w:t>
-      </w:r>
-    </w:p>
-    <w:p>
-      <w:r>
-        <w:rPr>
-          <w:rFonts w:ascii="Microsoft YaHei" w:hAnsi="Microsoft YaHei" w:eastAsia="Microsoft YaHei"/>
-          <w:sz w:val="22"/>
-        </w:rPr>
-        <w:t>| -0.20 | 负相关 | 较弱 |</w:t>
-      </w:r>
-    </w:p>
-    <w:p>
-      <w:r>
-        <w:rPr>
-          <w:rFonts w:ascii="Microsoft YaHei" w:hAnsi="Microsoft YaHei" w:eastAsia="Microsoft YaHei"/>
-          <w:sz w:val="22"/>
-        </w:rPr>
-        <w:t>| 0 | 无明显线性相关 | 最弱 |</w:t>
+        </w:rPr>
+        <w:t>r | 方向 | 密切程度</w:t>
+      </w:r>
+    </w:p>
+    <w:p>
+      <w:r>
+        <w:rPr>
+          <w:rFonts w:ascii="Microsoft YaHei" w:hAnsi="Microsoft YaHei" w:eastAsia="Microsoft YaHei"/>
+        </w:rPr>
+        <w:t>0.85 | 正相关 | 较强</w:t>
+      </w:r>
+    </w:p>
+    <w:p>
+      <w:r>
+        <w:rPr>
+          <w:rFonts w:ascii="Microsoft YaHei" w:hAnsi="Microsoft YaHei" w:eastAsia="Microsoft YaHei"/>
+        </w:rPr>
+        <w:t>-0.85 | 负相关 | 较强</w:t>
+      </w:r>
+    </w:p>
+    <w:p>
+      <w:r>
+        <w:rPr>
+          <w:rFonts w:ascii="Microsoft YaHei" w:hAnsi="Microsoft YaHei" w:eastAsia="Microsoft YaHei"/>
+        </w:rPr>
+        <w:t>0.20 | 正相关 | 较弱</w:t>
+      </w:r>
+    </w:p>
+    <w:p>
+      <w:r>
+        <w:rPr>
+          <w:rFonts w:ascii="Microsoft YaHei" w:hAnsi="Microsoft YaHei" w:eastAsia="Microsoft YaHei"/>
+        </w:rPr>
+        <w:t>-0.20 | 负相关 | 较弱</w:t>
+      </w:r>
+    </w:p>
+    <w:p>
+      <w:r>
+        <w:rPr>
+          <w:rFonts w:ascii="Microsoft YaHei" w:hAnsi="Microsoft YaHei" w:eastAsia="Microsoft YaHei"/>
+        </w:rPr>
+        <w:t>0 | 无明显线性相关 | 最弱</w:t>
       </w:r>
     </w:p>
     <w:p/>
@@ -969,7 +848,6 @@
       <w:r>
         <w:rPr>
           <w:rFonts w:ascii="Microsoft YaHei" w:hAnsi="Microsoft YaHei" w:eastAsia="Microsoft YaHei"/>
-          <w:sz w:val="22"/>
         </w:rPr>
         <w:t>高频陷阱：</w:t>
       </w:r>
@@ -979,9 +857,8 @@
       <w:r>
         <w:rPr>
           <w:rFonts w:ascii="Microsoft YaHei" w:hAnsi="Microsoft YaHei" w:eastAsia="Microsoft YaHei"/>
-          <w:sz w:val="22"/>
-        </w:rPr>
-        <w:t>&gt; 不能说 r 越小相关越弱。因为 -0.90 比 0.30 的线性关系更密切。</w:t>
+        </w:rPr>
+        <w:t>不能说 r 越小相关越弱。因为 -0.90 比 0.30 的线性关系更密切。</w:t>
       </w:r>
     </w:p>
     <w:p/>
@@ -989,7 +866,6 @@
       <w:r>
         <w:rPr>
           <w:rFonts w:ascii="Microsoft YaHei" w:hAnsi="Microsoft YaHei" w:eastAsia="Microsoft YaHei"/>
-          <w:sz w:val="22"/>
         </w:rPr>
         <w:t>应该说：</w:t>
       </w:r>
@@ -999,9 +875,8 @@
       <w:r>
         <w:rPr>
           <w:rFonts w:ascii="Microsoft YaHei" w:hAnsi="Microsoft YaHei" w:eastAsia="Microsoft YaHei"/>
-          <w:sz w:val="22"/>
-        </w:rPr>
-        <w:t>&gt; r 的绝对值越大，线性相关越密切。</w:t>
+        </w:rPr>
+        <w:t>r 的绝对值越大，线性相关越密切。</w:t>
       </w:r>
     </w:p>
     <w:p/>
@@ -1009,7 +884,6 @@
       <w:r>
         <w:rPr>
           <w:rFonts w:ascii="Microsoft YaHei" w:hAnsi="Microsoft YaHei" w:eastAsia="Microsoft YaHei"/>
-          <w:sz w:val="22"/>
         </w:rPr>
         <w:t>---</w:t>
       </w:r>
@@ -1028,7 +902,6 @@
       <w:r>
         <w:rPr>
           <w:rFonts w:ascii="Microsoft YaHei" w:hAnsi="Microsoft YaHei" w:eastAsia="Microsoft YaHei"/>
-          <w:sz w:val="22"/>
         </w:rPr>
         <w:t>相关分析只能说明两个变量有统计关联，不能直接证明因果关系。</w:t>
       </w:r>
@@ -1038,7 +911,6 @@
       <w:r>
         <w:rPr>
           <w:rFonts w:ascii="Microsoft YaHei" w:hAnsi="Microsoft YaHei" w:eastAsia="Microsoft YaHei"/>
-          <w:sz w:val="22"/>
         </w:rPr>
         <w:t>例如：</w:t>
       </w:r>
@@ -1051,7 +923,6 @@
       <w:r>
         <w:rPr>
           <w:rFonts w:ascii="Microsoft YaHei" w:hAnsi="Microsoft YaHei" w:eastAsia="Microsoft YaHei"/>
-          <w:sz w:val="22"/>
         </w:rPr>
         <w:t>年龄和血压相关，不等于年龄是唯一原因。</w:t>
       </w:r>
@@ -1063,7 +934,6 @@
       <w:r>
         <w:rPr>
           <w:rFonts w:ascii="Microsoft YaHei" w:hAnsi="Microsoft YaHei" w:eastAsia="Microsoft YaHei"/>
-          <w:sz w:val="22"/>
         </w:rPr>
         <w:t>身高和体重相关，不等于身高单独决定体重。</w:t>
       </w:r>
@@ -1075,7 +945,6 @@
       <w:r>
         <w:rPr>
           <w:rFonts w:ascii="Microsoft YaHei" w:hAnsi="Microsoft YaHei" w:eastAsia="Microsoft YaHei"/>
-          <w:sz w:val="22"/>
         </w:rPr>
         <w:t>两个变量一起变化，可能受第三个因素影响。</w:t>
       </w:r>
@@ -1085,7 +954,6 @@
       <w:r>
         <w:rPr>
           <w:rFonts w:ascii="Microsoft YaHei" w:hAnsi="Microsoft YaHei" w:eastAsia="Microsoft YaHei"/>
-          <w:sz w:val="22"/>
         </w:rPr>
         <w:t>考试里如果出现“相关说明因果关系已经成立”一类表述，要警惕。</w:t>
       </w:r>
@@ -1095,7 +963,6 @@
       <w:r>
         <w:rPr>
           <w:rFonts w:ascii="Microsoft YaHei" w:hAnsi="Microsoft YaHei" w:eastAsia="Microsoft YaHei"/>
-          <w:sz w:val="22"/>
         </w:rPr>
         <w:t>更规范的说法：</w:t>
       </w:r>
@@ -1105,9 +972,8 @@
       <w:r>
         <w:rPr>
           <w:rFonts w:ascii="Microsoft YaHei" w:hAnsi="Microsoft YaHei" w:eastAsia="Microsoft YaHei"/>
-          <w:sz w:val="22"/>
-        </w:rPr>
-        <w:t>&gt; 两变量之间存在线性相关关系。</w:t>
+        </w:rPr>
+        <w:t>两变量之间存在线性相关关系。</w:t>
       </w:r>
     </w:p>
     <w:p/>
@@ -1115,7 +981,6 @@
       <w:r>
         <w:rPr>
           <w:rFonts w:ascii="Microsoft YaHei" w:hAnsi="Microsoft YaHei" w:eastAsia="Microsoft YaHei"/>
-          <w:sz w:val="22"/>
         </w:rPr>
         <w:t>不要直接写：</w:t>
       </w:r>
@@ -1125,9 +990,8 @@
       <w:r>
         <w:rPr>
           <w:rFonts w:ascii="Microsoft YaHei" w:hAnsi="Microsoft YaHei" w:eastAsia="Microsoft YaHei"/>
-          <w:sz w:val="22"/>
-        </w:rPr>
-        <w:t>&gt; X 导致 Y。</w:t>
+        </w:rPr>
+        <w:t>X 导致 Y。</w:t>
       </w:r>
     </w:p>
     <w:p/>
@@ -1135,7 +999,6 @@
       <w:r>
         <w:rPr>
           <w:rFonts w:ascii="Microsoft YaHei" w:hAnsi="Microsoft YaHei" w:eastAsia="Microsoft YaHei"/>
-          <w:sz w:val="22"/>
         </w:rPr>
         <w:t>---</w:t>
       </w:r>
@@ -1154,7 +1017,6 @@
       <w:r>
         <w:rPr>
           <w:rFonts w:ascii="Microsoft YaHei" w:hAnsi="Microsoft YaHei" w:eastAsia="Microsoft YaHei"/>
-          <w:sz w:val="22"/>
         </w:rPr>
         <w:t>相关分析除了看 r，还要看 P 值。</w:t>
       </w:r>
@@ -1164,7 +1026,6 @@
       <w:r>
         <w:rPr>
           <w:rFonts w:ascii="Microsoft YaHei" w:hAnsi="Microsoft YaHei" w:eastAsia="Microsoft YaHei"/>
-          <w:sz w:val="22"/>
         </w:rPr>
         <w:t>常见原假设：</w:t>
       </w:r>
@@ -1174,9 +1035,8 @@
       <w:r>
         <w:rPr>
           <w:rFonts w:ascii="Microsoft YaHei" w:hAnsi="Microsoft YaHei" w:eastAsia="Microsoft YaHei"/>
-          <w:sz w:val="22"/>
-        </w:rPr>
-        <w:t>&gt; 总体相关系数 rho = 0。</w:t>
+        </w:rPr>
+        <w:t>总体相关系数 rho = 0。</w:t>
       </w:r>
     </w:p>
     <w:p/>
@@ -1184,7 +1044,6 @@
       <w:r>
         <w:rPr>
           <w:rFonts w:ascii="Microsoft YaHei" w:hAnsi="Microsoft YaHei" w:eastAsia="Microsoft YaHei"/>
-          <w:sz w:val="22"/>
         </w:rPr>
         <w:t>备择假设：</w:t>
       </w:r>
@@ -1194,9 +1053,8 @@
       <w:r>
         <w:rPr>
           <w:rFonts w:ascii="Microsoft YaHei" w:hAnsi="Microsoft YaHei" w:eastAsia="Microsoft YaHei"/>
-          <w:sz w:val="22"/>
-        </w:rPr>
-        <w:t>&gt; 总体相关系数 rho 不等于 0。</w:t>
+        </w:rPr>
+        <w:t>总体相关系数 rho 不等于 0。</w:t>
       </w:r>
     </w:p>
     <w:p/>
@@ -1204,7 +1062,6 @@
       <w:r>
         <w:rPr>
           <w:rFonts w:ascii="Microsoft YaHei" w:hAnsi="Microsoft YaHei" w:eastAsia="Microsoft YaHei"/>
-          <w:sz w:val="22"/>
         </w:rPr>
         <w:t>判断：</w:t>
       </w:r>
@@ -1217,7 +1074,6 @@
       <w:r>
         <w:rPr>
           <w:rFonts w:ascii="Microsoft YaHei" w:hAnsi="Microsoft YaHei" w:eastAsia="Microsoft YaHei"/>
-          <w:sz w:val="22"/>
         </w:rPr>
         <w:t>P &lt; 0.05：认为两变量之间线性相关有统计学意义。</w:t>
       </w:r>
@@ -1229,7 +1085,6 @@
       <w:r>
         <w:rPr>
           <w:rFonts w:ascii="Microsoft YaHei" w:hAnsi="Microsoft YaHei" w:eastAsia="Microsoft YaHei"/>
-          <w:sz w:val="22"/>
         </w:rPr>
         <w:t>P &gt;= 0.05：尚不能认为两变量之间存在线性相关。</w:t>
       </w:r>
@@ -1239,7 +1094,6 @@
       <w:r>
         <w:rPr>
           <w:rFonts w:ascii="Microsoft YaHei" w:hAnsi="Microsoft YaHei" w:eastAsia="Microsoft YaHei"/>
-          <w:sz w:val="22"/>
         </w:rPr>
         <w:t>注意：</w:t>
       </w:r>
@@ -1252,7 +1106,6 @@
       <w:r>
         <w:rPr>
           <w:rFonts w:ascii="Microsoft YaHei" w:hAnsi="Microsoft YaHei" w:eastAsia="Microsoft YaHei"/>
-          <w:sz w:val="22"/>
         </w:rPr>
         <w:t>r 大小表示相关密切程度。</w:t>
       </w:r>
@@ -1264,7 +1117,6 @@
       <w:r>
         <w:rPr>
           <w:rFonts w:ascii="Microsoft YaHei" w:hAnsi="Microsoft YaHei" w:eastAsia="Microsoft YaHei"/>
-          <w:sz w:val="22"/>
         </w:rPr>
         <w:t>P 值表示样本证据是否足以认为总体相关不为 0。</w:t>
       </w:r>
@@ -1276,7 +1128,6 @@
       <w:r>
         <w:rPr>
           <w:rFonts w:ascii="Microsoft YaHei" w:hAnsi="Microsoft YaHei" w:eastAsia="Microsoft YaHei"/>
-          <w:sz w:val="22"/>
         </w:rPr>
         <w:t>样本量很大时，小 r 也可能有统计学意义。</w:t>
       </w:r>
@@ -1288,7 +1139,6 @@
       <w:r>
         <w:rPr>
           <w:rFonts w:ascii="Microsoft YaHei" w:hAnsi="Microsoft YaHei" w:eastAsia="Microsoft YaHei"/>
-          <w:sz w:val="22"/>
         </w:rPr>
         <w:t>样本量很小时，r 看起来不小也可能 P 不显著。</w:t>
       </w:r>
@@ -1298,7 +1148,6 @@
       <w:r>
         <w:rPr>
           <w:rFonts w:ascii="Microsoft YaHei" w:hAnsi="Microsoft YaHei" w:eastAsia="Microsoft YaHei"/>
-          <w:sz w:val="22"/>
         </w:rPr>
         <w:t>---</w:t>
       </w:r>
@@ -1317,7 +1166,6 @@
       <w:r>
         <w:rPr>
           <w:rFonts w:ascii="Microsoft YaHei" w:hAnsi="Microsoft YaHei" w:eastAsia="Microsoft YaHei"/>
-          <w:sz w:val="22"/>
         </w:rPr>
         <w:t>简单线性回归回答：</w:t>
       </w:r>
@@ -1327,9 +1175,8 @@
       <w:r>
         <w:rPr>
           <w:rFonts w:ascii="Microsoft YaHei" w:hAnsi="Microsoft YaHei" w:eastAsia="Microsoft YaHei"/>
-          <w:sz w:val="22"/>
-        </w:rPr>
-        <w:t>&gt; 能否用一个自变量 X 来解释或预测一个计量因变量 Y？</w:t>
+        </w:rPr>
+        <w:t>能否用一个自变量 X 来解释或预测一个计量因变量 Y？</w:t>
       </w:r>
     </w:p>
     <w:p/>
@@ -1337,7 +1184,6 @@
       <w:r>
         <w:rPr>
           <w:rFonts w:ascii="Microsoft YaHei" w:hAnsi="Microsoft YaHei" w:eastAsia="Microsoft YaHei"/>
-          <w:sz w:val="22"/>
         </w:rPr>
         <w:t>模型形式：</w:t>
       </w:r>
@@ -1347,7 +1193,6 @@
       <w:r>
         <w:rPr>
           <w:rFonts w:ascii="Microsoft YaHei" w:hAnsi="Microsoft YaHei" w:eastAsia="Microsoft YaHei"/>
-          <w:sz w:val="22"/>
         </w:rPr>
         <w:t>`Y = a + bX`</w:t>
       </w:r>
@@ -1357,7 +1202,6 @@
       <w:r>
         <w:rPr>
           <w:rFonts w:ascii="Microsoft YaHei" w:hAnsi="Microsoft YaHei" w:eastAsia="Microsoft YaHei"/>
-          <w:sz w:val="22"/>
         </w:rPr>
         <w:t>其中：</w:t>
       </w:r>
@@ -1370,7 +1214,6 @@
       <w:r>
         <w:rPr>
           <w:rFonts w:ascii="Microsoft YaHei" w:hAnsi="Microsoft YaHei" w:eastAsia="Microsoft YaHei"/>
-          <w:sz w:val="22"/>
         </w:rPr>
         <w:t>`Y`：因变量、应变量、结果变量。</w:t>
       </w:r>
@@ -1382,7 +1225,6 @@
       <w:r>
         <w:rPr>
           <w:rFonts w:ascii="Microsoft YaHei" w:hAnsi="Microsoft YaHei" w:eastAsia="Microsoft YaHei"/>
-          <w:sz w:val="22"/>
         </w:rPr>
         <w:t>`X`：自变量、解释变量、预测变量。</w:t>
       </w:r>
@@ -1394,7 +1236,6 @@
       <w:r>
         <w:rPr>
           <w:rFonts w:ascii="Microsoft YaHei" w:hAnsi="Microsoft YaHei" w:eastAsia="Microsoft YaHei"/>
-          <w:sz w:val="22"/>
         </w:rPr>
         <w:t>`a`：截距。</w:t>
       </w:r>
@@ -1406,7 +1247,6 @@
       <w:r>
         <w:rPr>
           <w:rFonts w:ascii="Microsoft YaHei" w:hAnsi="Microsoft YaHei" w:eastAsia="Microsoft YaHei"/>
-          <w:sz w:val="22"/>
         </w:rPr>
         <w:t>`b`：回归系数，也叫斜率。</w:t>
       </w:r>
@@ -1416,7 +1256,6 @@
       <w:r>
         <w:rPr>
           <w:rFonts w:ascii="Microsoft YaHei" w:hAnsi="Microsoft YaHei" w:eastAsia="Microsoft YaHei"/>
-          <w:sz w:val="22"/>
         </w:rPr>
         <w:t>`b` 的解释：</w:t>
       </w:r>
@@ -1426,9 +1265,8 @@
       <w:r>
         <w:rPr>
           <w:rFonts w:ascii="Microsoft YaHei" w:hAnsi="Microsoft YaHei" w:eastAsia="Microsoft YaHei"/>
-          <w:sz w:val="22"/>
-        </w:rPr>
-        <w:t>&gt; X 每增加 1 个单位，Y 平均改变 b 个单位。</w:t>
+        </w:rPr>
+        <w:t>X 每增加 1 个单位，Y 平均改变 b 个单位。</w:t>
       </w:r>
     </w:p>
     <w:p/>
@@ -1436,7 +1274,6 @@
       <w:r>
         <w:rPr>
           <w:rFonts w:ascii="Microsoft YaHei" w:hAnsi="Microsoft YaHei" w:eastAsia="Microsoft YaHei"/>
-          <w:sz w:val="22"/>
         </w:rPr>
         <w:t>如果 `b &gt; 0`：</w:t>
       </w:r>
@@ -1449,7 +1286,6 @@
       <w:r>
         <w:rPr>
           <w:rFonts w:ascii="Microsoft YaHei" w:hAnsi="Microsoft YaHei" w:eastAsia="Microsoft YaHei"/>
-          <w:sz w:val="22"/>
         </w:rPr>
         <w:t>X 越大，Y 趋向越大。</w:t>
       </w:r>
@@ -1459,7 +1295,6 @@
       <w:r>
         <w:rPr>
           <w:rFonts w:ascii="Microsoft YaHei" w:hAnsi="Microsoft YaHei" w:eastAsia="Microsoft YaHei"/>
-          <w:sz w:val="22"/>
         </w:rPr>
         <w:t>如果 `b &lt; 0`：</w:t>
       </w:r>
@@ -1472,7 +1307,6 @@
       <w:r>
         <w:rPr>
           <w:rFonts w:ascii="Microsoft YaHei" w:hAnsi="Microsoft YaHei" w:eastAsia="Microsoft YaHei"/>
-          <w:sz w:val="22"/>
         </w:rPr>
         <w:t>X 越大，Y 趋向越小。</w:t>
       </w:r>
@@ -1482,7 +1316,6 @@
       <w:r>
         <w:rPr>
           <w:rFonts w:ascii="Microsoft YaHei" w:hAnsi="Microsoft YaHei" w:eastAsia="Microsoft YaHei"/>
-          <w:sz w:val="22"/>
         </w:rPr>
         <w:t>---</w:t>
       </w:r>
@@ -1501,7 +1334,6 @@
       <w:r>
         <w:rPr>
           <w:rFonts w:ascii="Microsoft YaHei" w:hAnsi="Microsoft YaHei" w:eastAsia="Microsoft YaHei"/>
-          <w:sz w:val="22"/>
         </w:rPr>
         <w:t>这是今天选择题最容易错的地方。</w:t>
       </w:r>
@@ -1511,63 +1343,48 @@
       <w:r>
         <w:rPr>
           <w:rFonts w:ascii="Microsoft YaHei" w:hAnsi="Microsoft YaHei" w:eastAsia="Microsoft YaHei"/>
-          <w:sz w:val="22"/>
-        </w:rPr>
-        <w:t>| 对比点 | 相关系数 r | 回归系数 b |</w:t>
-      </w:r>
-    </w:p>
-    <w:p>
-      <w:r>
-        <w:rPr>
-          <w:rFonts w:ascii="Microsoft YaHei" w:hAnsi="Microsoft YaHei" w:eastAsia="Microsoft YaHei"/>
-          <w:sz w:val="22"/>
-        </w:rPr>
-        <w:t>|---|---|---|</w:t>
-      </w:r>
-    </w:p>
-    <w:p>
-      <w:r>
-        <w:rPr>
-          <w:rFonts w:ascii="Microsoft YaHei" w:hAnsi="Microsoft YaHei" w:eastAsia="Microsoft YaHei"/>
-          <w:sz w:val="22"/>
-        </w:rPr>
-        <w:t>| 主要作用 | 表示线性关系方向和密切程度 | 表示 X 改变 1 单位时 Y 平均改变多少 |</w:t>
-      </w:r>
-    </w:p>
-    <w:p>
-      <w:r>
-        <w:rPr>
-          <w:rFonts w:ascii="Microsoft YaHei" w:hAnsi="Microsoft YaHei" w:eastAsia="Microsoft YaHei"/>
-          <w:sz w:val="22"/>
-        </w:rPr>
-        <w:t>| 取值范围 | -1 到 +1 | 没有固定范围 |</w:t>
-      </w:r>
-    </w:p>
-    <w:p>
-      <w:r>
-        <w:rPr>
-          <w:rFonts w:ascii="Microsoft YaHei" w:hAnsi="Microsoft YaHei" w:eastAsia="Microsoft YaHei"/>
-          <w:sz w:val="22"/>
-        </w:rPr>
-        <w:t>| 是否有单位 | 无单位 | 有单位，取决于 X 和 Y 的单位 |</w:t>
-      </w:r>
-    </w:p>
-    <w:p>
-      <w:r>
-        <w:rPr>
-          <w:rFonts w:ascii="Microsoft YaHei" w:hAnsi="Microsoft YaHei" w:eastAsia="Microsoft YaHei"/>
-          <w:sz w:val="22"/>
-        </w:rPr>
-        <w:t>| 是否对称 | X 与 Y 对调，r 不变 | X 与 Y 对调，b 通常改变 |</w:t>
-      </w:r>
-    </w:p>
-    <w:p>
-      <w:r>
-        <w:rPr>
-          <w:rFonts w:ascii="Microsoft YaHei" w:hAnsi="Microsoft YaHei" w:eastAsia="Microsoft YaHei"/>
-          <w:sz w:val="22"/>
-        </w:rPr>
-        <w:t>| 绝对值大小含义 | 越大说明线性关系越密切 | 越大说明回归线越陡，不等于相关越密切 |</w:t>
+        </w:rPr>
+        <w:t>对比点 | 相关系数 r | 回归系数 b</w:t>
+      </w:r>
+    </w:p>
+    <w:p>
+      <w:r>
+        <w:rPr>
+          <w:rFonts w:ascii="Microsoft YaHei" w:hAnsi="Microsoft YaHei" w:eastAsia="Microsoft YaHei"/>
+        </w:rPr>
+        <w:t>主要作用 | 表示线性关系方向和密切程度 | 表示 X 改变 1 单位时 Y 平均改变多少</w:t>
+      </w:r>
+    </w:p>
+    <w:p>
+      <w:r>
+        <w:rPr>
+          <w:rFonts w:ascii="Microsoft YaHei" w:hAnsi="Microsoft YaHei" w:eastAsia="Microsoft YaHei"/>
+        </w:rPr>
+        <w:t>取值范围 | -1 到 +1 | 没有固定范围</w:t>
+      </w:r>
+    </w:p>
+    <w:p>
+      <w:r>
+        <w:rPr>
+          <w:rFonts w:ascii="Microsoft YaHei" w:hAnsi="Microsoft YaHei" w:eastAsia="Microsoft YaHei"/>
+        </w:rPr>
+        <w:t>是否有单位 | 无单位 | 有单位，取决于 X 和 Y 的单位</w:t>
+      </w:r>
+    </w:p>
+    <w:p>
+      <w:r>
+        <w:rPr>
+          <w:rFonts w:ascii="Microsoft YaHei" w:hAnsi="Microsoft YaHei" w:eastAsia="Microsoft YaHei"/>
+        </w:rPr>
+        <w:t>是否对称 | X 与 Y 对调，r 不变 | X 与 Y 对调，b 通常改变</w:t>
+      </w:r>
+    </w:p>
+    <w:p>
+      <w:r>
+        <w:rPr>
+          <w:rFonts w:ascii="Microsoft YaHei" w:hAnsi="Microsoft YaHei" w:eastAsia="Microsoft YaHei"/>
+        </w:rPr>
+        <w:t>绝对值大小含义 | 越大说明线性关系越密切 | 越大说明回归线越陡，不等于相关越密切</w:t>
       </w:r>
     </w:p>
     <w:p/>
@@ -1575,7 +1392,6 @@
       <w:r>
         <w:rPr>
           <w:rFonts w:ascii="Microsoft YaHei" w:hAnsi="Microsoft YaHei" w:eastAsia="Microsoft YaHei"/>
-          <w:sz w:val="22"/>
         </w:rPr>
         <w:t>重点提醒：</w:t>
       </w:r>
@@ -1585,9 +1401,8 @@
       <w:r>
         <w:rPr>
           <w:rFonts w:ascii="Microsoft YaHei" w:hAnsi="Microsoft YaHei" w:eastAsia="Microsoft YaHei"/>
-          <w:sz w:val="22"/>
-        </w:rPr>
-        <w:t>&gt; b 的绝对值越大，只能说明回归线相对 X 轴越陡，不能直接说明相关越密切。</w:t>
+        </w:rPr>
+        <w:t>b 的绝对值越大，只能说明回归线相对 X 轴越陡，不能直接说明相关越密切。</w:t>
       </w:r>
     </w:p>
     <w:p/>
@@ -1595,7 +1410,6 @@
       <w:r>
         <w:rPr>
           <w:rFonts w:ascii="Microsoft YaHei" w:hAnsi="Microsoft YaHei" w:eastAsia="Microsoft YaHei"/>
-          <w:sz w:val="22"/>
         </w:rPr>
         <w:t>相关密切程度看 `|r|`，不是看 `|b|`。</w:t>
       </w:r>
@@ -1605,7 +1419,6 @@
       <w:r>
         <w:rPr>
           <w:rFonts w:ascii="Microsoft YaHei" w:hAnsi="Microsoft YaHei" w:eastAsia="Microsoft YaHei"/>
-          <w:sz w:val="22"/>
         </w:rPr>
         <w:t>---</w:t>
       </w:r>
@@ -1624,7 +1437,6 @@
       <w:r>
         <w:rPr>
           <w:rFonts w:ascii="Microsoft YaHei" w:hAnsi="Microsoft YaHei" w:eastAsia="Microsoft YaHei"/>
-          <w:sz w:val="22"/>
         </w:rPr>
         <w:t>对同一批资料做直线相关和简单线性回归时：</w:t>
       </w:r>
@@ -1634,9 +1446,8 @@
       <w:r>
         <w:rPr>
           <w:rFonts w:ascii="Microsoft YaHei" w:hAnsi="Microsoft YaHei" w:eastAsia="Microsoft YaHei"/>
-          <w:sz w:val="22"/>
-        </w:rPr>
-        <w:t>&gt; r 和 b 的符号相同。</w:t>
+        </w:rPr>
+        <w:t>r 和 b 的符号相同。</w:t>
       </w:r>
     </w:p>
     <w:p/>
@@ -1644,7 +1455,6 @@
       <w:r>
         <w:rPr>
           <w:rFonts w:ascii="Microsoft YaHei" w:hAnsi="Microsoft YaHei" w:eastAsia="Microsoft YaHei"/>
-          <w:sz w:val="22"/>
         </w:rPr>
         <w:t>也就是说：</w:t>
       </w:r>
@@ -1657,7 +1467,6 @@
       <w:r>
         <w:rPr>
           <w:rFonts w:ascii="Microsoft YaHei" w:hAnsi="Microsoft YaHei" w:eastAsia="Microsoft YaHei"/>
-          <w:sz w:val="22"/>
         </w:rPr>
         <w:t>r 为正，b 也为正。</w:t>
       </w:r>
@@ -1669,7 +1478,6 @@
       <w:r>
         <w:rPr>
           <w:rFonts w:ascii="Microsoft YaHei" w:hAnsi="Microsoft YaHei" w:eastAsia="Microsoft YaHei"/>
-          <w:sz w:val="22"/>
         </w:rPr>
         <w:t>r 为负，b 也为负。</w:t>
       </w:r>
@@ -1679,7 +1487,6 @@
       <w:r>
         <w:rPr>
           <w:rFonts w:ascii="Microsoft YaHei" w:hAnsi="Microsoft YaHei" w:eastAsia="Microsoft YaHei"/>
-          <w:sz w:val="22"/>
         </w:rPr>
         <w:t>因为它们描述的是同一个线性方向。</w:t>
       </w:r>
@@ -1689,7 +1496,6 @@
       <w:r>
         <w:rPr>
           <w:rFonts w:ascii="Microsoft YaHei" w:hAnsi="Microsoft YaHei" w:eastAsia="Microsoft YaHei"/>
-          <w:sz w:val="22"/>
         </w:rPr>
         <w:t>但它们不是同一个指标：</w:t>
       </w:r>
@@ -1702,7 +1508,6 @@
       <w:r>
         <w:rPr>
           <w:rFonts w:ascii="Microsoft YaHei" w:hAnsi="Microsoft YaHei" w:eastAsia="Microsoft YaHei"/>
-          <w:sz w:val="22"/>
         </w:rPr>
         <w:t>r 没有单位，范围固定。</w:t>
       </w:r>
@@ -1714,7 +1519,6 @@
       <w:r>
         <w:rPr>
           <w:rFonts w:ascii="Microsoft YaHei" w:hAnsi="Microsoft YaHei" w:eastAsia="Microsoft YaHei"/>
-          <w:sz w:val="22"/>
         </w:rPr>
         <w:t>b 有单位，受变量单位影响。</w:t>
       </w:r>
@@ -1724,7 +1528,6 @@
       <w:r>
         <w:rPr>
           <w:rFonts w:ascii="Microsoft YaHei" w:hAnsi="Microsoft YaHei" w:eastAsia="Microsoft YaHei"/>
-          <w:sz w:val="22"/>
         </w:rPr>
         <w:t>---</w:t>
       </w:r>
@@ -1743,7 +1546,6 @@
       <w:r>
         <w:rPr>
           <w:rFonts w:ascii="Microsoft YaHei" w:hAnsi="Microsoft YaHei" w:eastAsia="Microsoft YaHei"/>
-          <w:sz w:val="22"/>
         </w:rPr>
         <w:t>简单线性回归方程：</w:t>
       </w:r>
@@ -1753,7 +1555,6 @@
       <w:r>
         <w:rPr>
           <w:rFonts w:ascii="Microsoft YaHei" w:hAnsi="Microsoft YaHei" w:eastAsia="Microsoft YaHei"/>
-          <w:sz w:val="22"/>
         </w:rPr>
         <w:t>`Y = a + bX`</w:t>
       </w:r>
@@ -1763,7 +1564,6 @@
       <w:r>
         <w:rPr>
           <w:rFonts w:ascii="Microsoft YaHei" w:hAnsi="Microsoft YaHei" w:eastAsia="Microsoft YaHei"/>
-          <w:sz w:val="22"/>
         </w:rPr>
         <w:t>如果把 X 的单位改了，比如把“米”换成“厘米”，X 的数值会乘以常数。</w:t>
       </w:r>
@@ -1773,7 +1573,6 @@
       <w:r>
         <w:rPr>
           <w:rFonts w:ascii="Microsoft YaHei" w:hAnsi="Microsoft YaHei" w:eastAsia="Microsoft YaHei"/>
-          <w:sz w:val="22"/>
         </w:rPr>
         <w:t>这时：</w:t>
       </w:r>
@@ -1786,7 +1585,6 @@
       <w:r>
         <w:rPr>
           <w:rFonts w:ascii="Microsoft YaHei" w:hAnsi="Microsoft YaHei" w:eastAsia="Microsoft YaHei"/>
-          <w:sz w:val="22"/>
         </w:rPr>
         <w:t>回归线表示的实际关系没有变。</w:t>
       </w:r>
@@ -1798,7 +1596,6 @@
       <w:r>
         <w:rPr>
           <w:rFonts w:ascii="Microsoft YaHei" w:hAnsi="Microsoft YaHei" w:eastAsia="Microsoft YaHei"/>
-          <w:sz w:val="22"/>
         </w:rPr>
         <w:t>但回归系数 b 会变。</w:t>
       </w:r>
@@ -1810,7 +1607,6 @@
       <w:r>
         <w:rPr>
           <w:rFonts w:ascii="Microsoft YaHei" w:hAnsi="Microsoft YaHei" w:eastAsia="Microsoft YaHei"/>
-          <w:sz w:val="22"/>
         </w:rPr>
         <w:t>截距 a 不一定变，常见考试重点是 b 受 X 的计量单位影响。</w:t>
       </w:r>
@@ -1820,7 +1616,6 @@
       <w:r>
         <w:rPr>
           <w:rFonts w:ascii="Microsoft YaHei" w:hAnsi="Microsoft YaHei" w:eastAsia="Microsoft YaHei"/>
-          <w:sz w:val="22"/>
         </w:rPr>
         <w:t>直观理解：</w:t>
       </w:r>
@@ -1830,9 +1625,8 @@
       <w:r>
         <w:rPr>
           <w:rFonts w:ascii="Microsoft YaHei" w:hAnsi="Microsoft YaHei" w:eastAsia="Microsoft YaHei"/>
-          <w:sz w:val="22"/>
-        </w:rPr>
-        <w:t>&gt; b 表示 X 增加 1 个单位时 Y 改变多少；如果 X 的单位变了，“1 个单位”的含义就变了，所以 b 会改变。</w:t>
+        </w:rPr>
+        <w:t>b 表示 X 增加 1 个单位时 Y 改变多少；如果 X 的单位变了，“1 个单位”的含义就变了，所以 b 会改变。</w:t>
       </w:r>
     </w:p>
     <w:p/>
@@ -1840,7 +1634,6 @@
       <w:r>
         <w:rPr>
           <w:rFonts w:ascii="Microsoft YaHei" w:hAnsi="Microsoft YaHei" w:eastAsia="Microsoft YaHei"/>
-          <w:sz w:val="22"/>
         </w:rPr>
         <w:t>高频记忆：</w:t>
       </w:r>
@@ -1850,9 +1643,8 @@
       <w:r>
         <w:rPr>
           <w:rFonts w:ascii="Microsoft YaHei" w:hAnsi="Microsoft YaHei" w:eastAsia="Microsoft YaHei"/>
-          <w:sz w:val="22"/>
-        </w:rPr>
-        <w:t>&gt; 回归系数 b 有单位，受 X 和 Y 的计量单位影响。</w:t>
+        </w:rPr>
+        <w:t>回归系数 b 有单位，受 X 和 Y 的计量单位影响。</w:t>
       </w:r>
     </w:p>
     <w:p/>
@@ -1860,7 +1652,6 @@
       <w:r>
         <w:rPr>
           <w:rFonts w:ascii="Microsoft YaHei" w:hAnsi="Microsoft YaHei" w:eastAsia="Microsoft YaHei"/>
-          <w:sz w:val="22"/>
         </w:rPr>
         <w:t>---</w:t>
       </w:r>
@@ -1879,7 +1670,6 @@
       <w:r>
         <w:rPr>
           <w:rFonts w:ascii="Microsoft YaHei" w:hAnsi="Microsoft YaHei" w:eastAsia="Microsoft YaHei"/>
-          <w:sz w:val="22"/>
         </w:rPr>
         <w:t>如果 `r = 1`：</w:t>
       </w:r>
@@ -1892,7 +1682,6 @@
       <w:r>
         <w:rPr>
           <w:rFonts w:ascii="Microsoft YaHei" w:hAnsi="Microsoft YaHei" w:eastAsia="Microsoft YaHei"/>
-          <w:sz w:val="22"/>
         </w:rPr>
         <w:t>所有点完全落在一条上升直线上。</w:t>
       </w:r>
@@ -1904,7 +1693,6 @@
       <w:r>
         <w:rPr>
           <w:rFonts w:ascii="Microsoft YaHei" w:hAnsi="Microsoft YaHei" w:eastAsia="Microsoft YaHei"/>
-          <w:sz w:val="22"/>
         </w:rPr>
         <w:t>完全正线性相关。</w:t>
       </w:r>
@@ -1916,7 +1704,6 @@
       <w:r>
         <w:rPr>
           <w:rFonts w:ascii="Microsoft YaHei" w:hAnsi="Microsoft YaHei" w:eastAsia="Microsoft YaHei"/>
-          <w:sz w:val="22"/>
         </w:rPr>
         <w:t>回归可以完全解释 Y 的变异。</w:t>
       </w:r>
@@ -1926,7 +1713,6 @@
       <w:r>
         <w:rPr>
           <w:rFonts w:ascii="Microsoft YaHei" w:hAnsi="Microsoft YaHei" w:eastAsia="Microsoft YaHei"/>
-          <w:sz w:val="22"/>
         </w:rPr>
         <w:t>在直线回归变异分解中：</w:t>
       </w:r>
@@ -1936,7 +1722,6 @@
       <w:r>
         <w:rPr>
           <w:rFonts w:ascii="Microsoft YaHei" w:hAnsi="Microsoft YaHei" w:eastAsia="Microsoft YaHei"/>
-          <w:sz w:val="22"/>
         </w:rPr>
         <w:t>`SS总 = SS回 + SS残`</w:t>
       </w:r>
@@ -1946,7 +1731,6 @@
       <w:r>
         <w:rPr>
           <w:rFonts w:ascii="Microsoft YaHei" w:hAnsi="Microsoft YaHei" w:eastAsia="Microsoft YaHei"/>
-          <w:sz w:val="22"/>
         </w:rPr>
         <w:t>如果 `r = 1`，则：</w:t>
       </w:r>
@@ -1959,7 +1743,6 @@
       <w:r>
         <w:rPr>
           <w:rFonts w:ascii="Microsoft YaHei" w:hAnsi="Microsoft YaHei" w:eastAsia="Microsoft YaHei"/>
-          <w:sz w:val="22"/>
         </w:rPr>
         <w:t>`SS残 = 0`</w:t>
       </w:r>
@@ -1971,7 +1754,6 @@
       <w:r>
         <w:rPr>
           <w:rFonts w:ascii="Microsoft YaHei" w:hAnsi="Microsoft YaHei" w:eastAsia="Microsoft YaHei"/>
-          <w:sz w:val="22"/>
         </w:rPr>
         <w:t>`SS总 = SS回`</w:t>
       </w:r>
@@ -1981,7 +1763,6 @@
       <w:r>
         <w:rPr>
           <w:rFonts w:ascii="Microsoft YaHei" w:hAnsi="Microsoft YaHei" w:eastAsia="Microsoft YaHei"/>
-          <w:sz w:val="22"/>
         </w:rPr>
         <w:t>直观理解：</w:t>
       </w:r>
@@ -1991,9 +1772,8 @@
       <w:r>
         <w:rPr>
           <w:rFonts w:ascii="Microsoft YaHei" w:hAnsi="Microsoft YaHei" w:eastAsia="Microsoft YaHei"/>
-          <w:sz w:val="22"/>
-        </w:rPr>
-        <w:t>&gt; 点全部在线上，没有残差，因变量总变异都被回归解释了。</w:t>
+        </w:rPr>
+        <w:t>点全部在线上，没有残差，因变量总变异都被回归解释了。</w:t>
       </w:r>
     </w:p>
     <w:p/>
@@ -2001,7 +1781,6 @@
       <w:r>
         <w:rPr>
           <w:rFonts w:ascii="Microsoft YaHei" w:hAnsi="Microsoft YaHei" w:eastAsia="Microsoft YaHei"/>
-          <w:sz w:val="22"/>
         </w:rPr>
         <w:t>如果 `r = -1`：</w:t>
       </w:r>
@@ -2014,7 +1793,6 @@
       <w:r>
         <w:rPr>
           <w:rFonts w:ascii="Microsoft YaHei" w:hAnsi="Microsoft YaHei" w:eastAsia="Microsoft YaHei"/>
-          <w:sz w:val="22"/>
         </w:rPr>
         <w:t>完全负线性相关。</w:t>
       </w:r>
@@ -2026,7 +1804,6 @@
       <w:r>
         <w:rPr>
           <w:rFonts w:ascii="Microsoft YaHei" w:hAnsi="Microsoft YaHei" w:eastAsia="Microsoft YaHei"/>
-          <w:sz w:val="22"/>
         </w:rPr>
         <w:t>同样可以完全解释线性变异。</w:t>
       </w:r>
@@ -2038,7 +1815,6 @@
       <w:r>
         <w:rPr>
           <w:rFonts w:ascii="Microsoft YaHei" w:hAnsi="Microsoft YaHei" w:eastAsia="Microsoft YaHei"/>
-          <w:sz w:val="22"/>
         </w:rPr>
         <w:t>`R Square = 1`。</w:t>
       </w:r>
@@ -2048,7 +1824,6 @@
       <w:r>
         <w:rPr>
           <w:rFonts w:ascii="Microsoft YaHei" w:hAnsi="Microsoft YaHei" w:eastAsia="Microsoft YaHei"/>
-          <w:sz w:val="22"/>
         </w:rPr>
         <w:t>---</w:t>
       </w:r>
@@ -2067,7 +1842,6 @@
       <w:r>
         <w:rPr>
           <w:rFonts w:ascii="Microsoft YaHei" w:hAnsi="Microsoft YaHei" w:eastAsia="Microsoft YaHei"/>
-          <w:sz w:val="22"/>
         </w:rPr>
         <w:t>简单线性回归中，决定系数常写作 `R Square` 或 `R^2`。</w:t>
       </w:r>
@@ -2077,7 +1851,6 @@
       <w:r>
         <w:rPr>
           <w:rFonts w:ascii="Microsoft YaHei" w:hAnsi="Microsoft YaHei" w:eastAsia="Microsoft YaHei"/>
-          <w:sz w:val="22"/>
         </w:rPr>
         <w:t>含义：</w:t>
       </w:r>
@@ -2087,9 +1860,8 @@
       <w:r>
         <w:rPr>
           <w:rFonts w:ascii="Microsoft YaHei" w:hAnsi="Microsoft YaHei" w:eastAsia="Microsoft YaHei"/>
-          <w:sz w:val="22"/>
-        </w:rPr>
-        <w:t>&gt; 回归模型能够解释因变量总变异的比例。</w:t>
+        </w:rPr>
+        <w:t>回归模型能够解释因变量总变异的比例。</w:t>
       </w:r>
     </w:p>
     <w:p/>
@@ -2097,7 +1869,6 @@
       <w:r>
         <w:rPr>
           <w:rFonts w:ascii="Microsoft YaHei" w:hAnsi="Microsoft YaHei" w:eastAsia="Microsoft YaHei"/>
-          <w:sz w:val="22"/>
         </w:rPr>
         <w:t>在简单线性回归中：</w:t>
       </w:r>
@@ -2107,7 +1878,6 @@
       <w:r>
         <w:rPr>
           <w:rFonts w:ascii="Microsoft YaHei" w:hAnsi="Microsoft YaHei" w:eastAsia="Microsoft YaHei"/>
-          <w:sz w:val="22"/>
         </w:rPr>
         <w:t>`R Square = r^2`</w:t>
       </w:r>
@@ -2117,7 +1887,6 @@
       <w:r>
         <w:rPr>
           <w:rFonts w:ascii="Microsoft YaHei" w:hAnsi="Microsoft YaHei" w:eastAsia="Microsoft YaHei"/>
-          <w:sz w:val="22"/>
         </w:rPr>
         <w:t>例子：</w:t>
       </w:r>
@@ -2127,7 +1896,6 @@
       <w:r>
         <w:rPr>
           <w:rFonts w:ascii="Microsoft YaHei" w:hAnsi="Microsoft YaHei" w:eastAsia="Microsoft YaHei"/>
-          <w:sz w:val="22"/>
         </w:rPr>
         <w:t>如果 `r = 0.8`：</w:t>
       </w:r>
@@ -2137,7 +1905,6 @@
       <w:r>
         <w:rPr>
           <w:rFonts w:ascii="Microsoft YaHei" w:hAnsi="Microsoft YaHei" w:eastAsia="Microsoft YaHei"/>
-          <w:sz w:val="22"/>
         </w:rPr>
         <w:t>`R Square = 0.64`</w:t>
       </w:r>
@@ -2147,7 +1914,6 @@
       <w:r>
         <w:rPr>
           <w:rFonts w:ascii="Microsoft YaHei" w:hAnsi="Microsoft YaHei" w:eastAsia="Microsoft YaHei"/>
-          <w:sz w:val="22"/>
         </w:rPr>
         <w:t>可解释为：</w:t>
       </w:r>
@@ -2157,9 +1923,8 @@
       <w:r>
         <w:rPr>
           <w:rFonts w:ascii="Microsoft YaHei" w:hAnsi="Microsoft YaHei" w:eastAsia="Microsoft YaHei"/>
-          <w:sz w:val="22"/>
-        </w:rPr>
-        <w:t>&gt; X 能解释 Y 总变异的 64%。</w:t>
+        </w:rPr>
+        <w:t>X 能解释 Y 总变异的 64%。</w:t>
       </w:r>
     </w:p>
     <w:p/>
@@ -2167,7 +1932,6 @@
       <w:r>
         <w:rPr>
           <w:rFonts w:ascii="Microsoft YaHei" w:hAnsi="Microsoft YaHei" w:eastAsia="Microsoft YaHei"/>
-          <w:sz w:val="22"/>
         </w:rPr>
         <w:t>注意：</w:t>
       </w:r>
@@ -2180,7 +1944,6 @@
       <w:r>
         <w:rPr>
           <w:rFonts w:ascii="Microsoft YaHei" w:hAnsi="Microsoft YaHei" w:eastAsia="Microsoft YaHei"/>
-          <w:sz w:val="22"/>
         </w:rPr>
         <w:t>R Square 看解释比例。</w:t>
       </w:r>
@@ -2192,7 +1955,6 @@
       <w:r>
         <w:rPr>
           <w:rFonts w:ascii="Microsoft YaHei" w:hAnsi="Microsoft YaHei" w:eastAsia="Microsoft YaHei"/>
-          <w:sz w:val="22"/>
         </w:rPr>
         <w:t>r 看线性关系方向和密切程度。</w:t>
       </w:r>
@@ -2204,7 +1966,6 @@
       <w:r>
         <w:rPr>
           <w:rFonts w:ascii="Microsoft YaHei" w:hAnsi="Microsoft YaHei" w:eastAsia="Microsoft YaHei"/>
-          <w:sz w:val="22"/>
         </w:rPr>
         <w:t>b 看 X 每增加 1 单位时 Y 平均改变多少。</w:t>
       </w:r>
@@ -2214,7 +1975,6 @@
       <w:r>
         <w:rPr>
           <w:rFonts w:ascii="Microsoft YaHei" w:hAnsi="Microsoft YaHei" w:eastAsia="Microsoft YaHei"/>
-          <w:sz w:val="22"/>
         </w:rPr>
         <w:t>---</w:t>
       </w:r>
@@ -2233,7 +1993,6 @@
       <w:r>
         <w:rPr>
           <w:rFonts w:ascii="Microsoft YaHei" w:hAnsi="Microsoft YaHei" w:eastAsia="Microsoft YaHei"/>
-          <w:sz w:val="22"/>
         </w:rPr>
         <w:t>在简单线性回归和 Pearson 相关中，如果针对同一批资料、同一个 X 和 Y：</w:t>
       </w:r>
@@ -2243,9 +2002,8 @@
       <w:r>
         <w:rPr>
           <w:rFonts w:ascii="Microsoft YaHei" w:hAnsi="Microsoft YaHei" w:eastAsia="Microsoft YaHei"/>
-          <w:sz w:val="22"/>
-        </w:rPr>
-        <w:t>&gt; 相关系数 r 的假设检验和回归系数 b 的假设检验通常是等价的。</w:t>
+        </w:rPr>
+        <w:t>相关系数 r 的假设检验和回归系数 b 的假设检验通常是等价的。</w:t>
       </w:r>
     </w:p>
     <w:p/>
@@ -2253,7 +2011,6 @@
       <w:r>
         <w:rPr>
           <w:rFonts w:ascii="Microsoft YaHei" w:hAnsi="Microsoft YaHei" w:eastAsia="Microsoft YaHei"/>
-          <w:sz w:val="22"/>
         </w:rPr>
         <w:t>也就是说：</w:t>
       </w:r>
@@ -2266,7 +2023,6 @@
       <w:r>
         <w:rPr>
           <w:rFonts w:ascii="Microsoft YaHei" w:hAnsi="Microsoft YaHei" w:eastAsia="Microsoft YaHei"/>
-          <w:sz w:val="22"/>
         </w:rPr>
         <w:t>检验 r 是否等于 0。</w:t>
       </w:r>
@@ -2278,7 +2034,6 @@
       <w:r>
         <w:rPr>
           <w:rFonts w:ascii="Microsoft YaHei" w:hAnsi="Microsoft YaHei" w:eastAsia="Microsoft YaHei"/>
-          <w:sz w:val="22"/>
         </w:rPr>
         <w:t>检验 b 是否等于 0。</w:t>
       </w:r>
@@ -2288,7 +2043,6 @@
       <w:r>
         <w:rPr>
           <w:rFonts w:ascii="Microsoft YaHei" w:hAnsi="Microsoft YaHei" w:eastAsia="Microsoft YaHei"/>
-          <w:sz w:val="22"/>
         </w:rPr>
         <w:t>它们得到的 t 值和 P 值有对应关系。</w:t>
       </w:r>
@@ -2298,7 +2052,6 @@
       <w:r>
         <w:rPr>
           <w:rFonts w:ascii="Microsoft YaHei" w:hAnsi="Microsoft YaHei" w:eastAsia="Microsoft YaHei"/>
-          <w:sz w:val="22"/>
         </w:rPr>
         <w:t>但不能因此说 r 和 b 是同一个东西。</w:t>
       </w:r>
@@ -2308,7 +2061,6 @@
       <w:r>
         <w:rPr>
           <w:rFonts w:ascii="Microsoft YaHei" w:hAnsi="Microsoft YaHei" w:eastAsia="Microsoft YaHei"/>
-          <w:sz w:val="22"/>
         </w:rPr>
         <w:t>正确理解：</w:t>
       </w:r>
@@ -2318,9 +2070,8 @@
       <w:r>
         <w:rPr>
           <w:rFonts w:ascii="Microsoft YaHei" w:hAnsi="Microsoft YaHei" w:eastAsia="Microsoft YaHei"/>
-          <w:sz w:val="22"/>
-        </w:rPr>
-        <w:t>&gt; 检验结论可对应，指标意义不相同。</w:t>
+        </w:rPr>
+        <w:t>检验结论可对应，指标意义不相同。</w:t>
       </w:r>
     </w:p>
     <w:p/>
@@ -2328,7 +2079,6 @@
       <w:r>
         <w:rPr>
           <w:rFonts w:ascii="Microsoft YaHei" w:hAnsi="Microsoft YaHei" w:eastAsia="Microsoft YaHei"/>
-          <w:sz w:val="22"/>
         </w:rPr>
         <w:t>---</w:t>
       </w:r>
@@ -2347,54 +2097,40 @@
       <w:r>
         <w:rPr>
           <w:rFonts w:ascii="Microsoft YaHei" w:hAnsi="Microsoft YaHei" w:eastAsia="Microsoft YaHei"/>
-          <w:sz w:val="22"/>
-        </w:rPr>
-        <w:t>| 目标 | 方法 |</w:t>
-      </w:r>
-    </w:p>
-    <w:p>
-      <w:r>
-        <w:rPr>
-          <w:rFonts w:ascii="Microsoft YaHei" w:hAnsi="Microsoft YaHei" w:eastAsia="Microsoft YaHei"/>
-          <w:sz w:val="22"/>
-        </w:rPr>
-        <w:t>|---|---|</w:t>
-      </w:r>
-    </w:p>
-    <w:p>
-      <w:r>
-        <w:rPr>
-          <w:rFonts w:ascii="Microsoft YaHei" w:hAnsi="Microsoft YaHei" w:eastAsia="Microsoft YaHei"/>
-          <w:sz w:val="22"/>
-        </w:rPr>
-        <w:t>| 只想知道两个变量是否存在线性关系、方向和密切程度 | 相关分析 |</w:t>
-      </w:r>
-    </w:p>
-    <w:p>
-      <w:r>
-        <w:rPr>
-          <w:rFonts w:ascii="Microsoft YaHei" w:hAnsi="Microsoft YaHei" w:eastAsia="Microsoft YaHei"/>
-          <w:sz w:val="22"/>
-        </w:rPr>
-        <w:t>| 想用 X 预测 Y，或建立公式 | 简单线性回归 |</w:t>
-      </w:r>
-    </w:p>
-    <w:p>
-      <w:r>
-        <w:rPr>
-          <w:rFonts w:ascii="Microsoft YaHei" w:hAnsi="Microsoft YaHei" w:eastAsia="Microsoft YaHei"/>
-          <w:sz w:val="22"/>
-        </w:rPr>
-        <w:t>| 想先判断线性趋势是否合理 | 散点图 |</w:t>
-      </w:r>
-    </w:p>
-    <w:p>
-      <w:r>
-        <w:rPr>
-          <w:rFonts w:ascii="Microsoft YaHei" w:hAnsi="Microsoft YaHei" w:eastAsia="Microsoft YaHei"/>
-          <w:sz w:val="22"/>
-        </w:rPr>
-        <w:t>| 两变量不是线性关系 | 不能直接套 Pearson 和直线回归 |</w:t>
+        </w:rPr>
+        <w:t>目标 | 方法</w:t>
+      </w:r>
+    </w:p>
+    <w:p>
+      <w:r>
+        <w:rPr>
+          <w:rFonts w:ascii="Microsoft YaHei" w:hAnsi="Microsoft YaHei" w:eastAsia="Microsoft YaHei"/>
+        </w:rPr>
+        <w:t>只想知道两个变量是否存在线性关系、方向和密切程度 | 相关分析</w:t>
+      </w:r>
+    </w:p>
+    <w:p>
+      <w:r>
+        <w:rPr>
+          <w:rFonts w:ascii="Microsoft YaHei" w:hAnsi="Microsoft YaHei" w:eastAsia="Microsoft YaHei"/>
+        </w:rPr>
+        <w:t>想用 X 预测 Y，或建立公式 | 简单线性回归</w:t>
+      </w:r>
+    </w:p>
+    <w:p>
+      <w:r>
+        <w:rPr>
+          <w:rFonts w:ascii="Microsoft YaHei" w:hAnsi="Microsoft YaHei" w:eastAsia="Microsoft YaHei"/>
+        </w:rPr>
+        <w:t>想先判断线性趋势是否合理 | 散点图</w:t>
+      </w:r>
+    </w:p>
+    <w:p>
+      <w:r>
+        <w:rPr>
+          <w:rFonts w:ascii="Microsoft YaHei" w:hAnsi="Microsoft YaHei" w:eastAsia="Microsoft YaHei"/>
+        </w:rPr>
+        <w:t>两变量不是线性关系 | 不能直接套 Pearson 和直线回归</w:t>
       </w:r>
     </w:p>
     <w:p/>
@@ -2402,7 +2138,6 @@
       <w:r>
         <w:rPr>
           <w:rFonts w:ascii="Microsoft YaHei" w:hAnsi="Microsoft YaHei" w:eastAsia="Microsoft YaHei"/>
-          <w:sz w:val="22"/>
         </w:rPr>
         <w:t>一句话：</w:t>
       </w:r>
@@ -2412,9 +2147,8 @@
       <w:r>
         <w:rPr>
           <w:rFonts w:ascii="Microsoft YaHei" w:hAnsi="Microsoft YaHei" w:eastAsia="Microsoft YaHei"/>
-          <w:sz w:val="22"/>
-        </w:rPr>
-        <w:t>&gt; 相关偏“关系描述”，回归偏“解释和预测”。</w:t>
+        </w:rPr>
+        <w:t>相关偏“关系描述”，回归偏“解释和预测”。</w:t>
       </w:r>
     </w:p>
     <w:p/>
@@ -2422,7 +2156,6 @@
       <w:r>
         <w:rPr>
           <w:rFonts w:ascii="Microsoft YaHei" w:hAnsi="Microsoft YaHei" w:eastAsia="Microsoft YaHei"/>
-          <w:sz w:val="22"/>
         </w:rPr>
         <w:t>---</w:t>
       </w:r>
@@ -2441,7 +2174,6 @@
       <w:r>
         <w:rPr>
           <w:rFonts w:ascii="Microsoft YaHei" w:hAnsi="Microsoft YaHei" w:eastAsia="Microsoft YaHei"/>
-          <w:sz w:val="22"/>
         </w:rPr>
         <w:t>菜单路径：</w:t>
       </w:r>
@@ -2451,7 +2183,6 @@
       <w:r>
         <w:rPr>
           <w:rFonts w:ascii="Microsoft YaHei" w:hAnsi="Microsoft YaHei" w:eastAsia="Microsoft YaHei"/>
-          <w:sz w:val="22"/>
         </w:rPr>
         <w:t>`Graphs &gt; Chart Builder`</w:t>
       </w:r>
@@ -2461,7 +2192,6 @@
       <w:r>
         <w:rPr>
           <w:rFonts w:ascii="Microsoft YaHei" w:hAnsi="Microsoft YaHei" w:eastAsia="Microsoft YaHei"/>
-          <w:sz w:val="22"/>
         </w:rPr>
         <w:t>中文界面常见为：</w:t>
       </w:r>
@@ -2471,7 +2201,6 @@
       <w:r>
         <w:rPr>
           <w:rFonts w:ascii="Microsoft YaHei" w:hAnsi="Microsoft YaHei" w:eastAsia="Microsoft YaHei"/>
-          <w:sz w:val="22"/>
         </w:rPr>
         <w:t>`图形 &gt; 图表构建器`</w:t>
       </w:r>
@@ -2481,7 +2210,6 @@
       <w:r>
         <w:rPr>
           <w:rFonts w:ascii="Microsoft YaHei" w:hAnsi="Microsoft YaHei" w:eastAsia="Microsoft YaHei"/>
-          <w:sz w:val="22"/>
         </w:rPr>
         <w:t>操作思路：</w:t>
       </w:r>
@@ -2494,7 +2222,6 @@
       <w:r>
         <w:rPr>
           <w:rFonts w:ascii="Microsoft YaHei" w:hAnsi="Microsoft YaHei" w:eastAsia="Microsoft YaHei"/>
-          <w:sz w:val="22"/>
         </w:rPr>
         <w:t>选择 Scatter/Dot。</w:t>
       </w:r>
@@ -2506,7 +2233,6 @@
       <w:r>
         <w:rPr>
           <w:rFonts w:ascii="Microsoft YaHei" w:hAnsi="Microsoft YaHei" w:eastAsia="Microsoft YaHei"/>
-          <w:sz w:val="22"/>
         </w:rPr>
         <w:t>选择简单散点图。</w:t>
       </w:r>
@@ -2518,7 +2244,6 @@
       <w:r>
         <w:rPr>
           <w:rFonts w:ascii="Microsoft YaHei" w:hAnsi="Microsoft YaHei" w:eastAsia="Microsoft YaHei"/>
-          <w:sz w:val="22"/>
         </w:rPr>
         <w:t>把自变量 X 放横轴。</w:t>
       </w:r>
@@ -2530,7 +2255,6 @@
       <w:r>
         <w:rPr>
           <w:rFonts w:ascii="Microsoft YaHei" w:hAnsi="Microsoft YaHei" w:eastAsia="Microsoft YaHei"/>
-          <w:sz w:val="22"/>
         </w:rPr>
         <w:t>把因变量 Y 放纵轴。</w:t>
       </w:r>
@@ -2542,7 +2266,6 @@
       <w:r>
         <w:rPr>
           <w:rFonts w:ascii="Microsoft YaHei" w:hAnsi="Microsoft YaHei" w:eastAsia="Microsoft YaHei"/>
-          <w:sz w:val="22"/>
         </w:rPr>
         <w:t>看点云方向、线性趋势和异常点。</w:t>
       </w:r>
@@ -2552,7 +2275,6 @@
       <w:r>
         <w:rPr>
           <w:rFonts w:ascii="Microsoft YaHei" w:hAnsi="Microsoft YaHei" w:eastAsia="Microsoft YaHei"/>
-          <w:sz w:val="22"/>
         </w:rPr>
         <w:t>如果只是考试答题：</w:t>
       </w:r>
@@ -2562,9 +2284,8 @@
       <w:r>
         <w:rPr>
           <w:rFonts w:ascii="Microsoft YaHei" w:hAnsi="Microsoft YaHei" w:eastAsia="Microsoft YaHei"/>
-          <w:sz w:val="22"/>
-        </w:rPr>
-        <w:t>&gt; 两个计量变量关系，图形优先散点图。</w:t>
+        </w:rPr>
+        <w:t>两个计量变量关系，图形优先散点图。</w:t>
       </w:r>
     </w:p>
     <w:p/>
@@ -2572,7 +2293,6 @@
       <w:r>
         <w:rPr>
           <w:rFonts w:ascii="Microsoft YaHei" w:hAnsi="Microsoft YaHei" w:eastAsia="Microsoft YaHei"/>
-          <w:sz w:val="22"/>
         </w:rPr>
         <w:t>---</w:t>
       </w:r>
@@ -2591,7 +2311,6 @@
       <w:r>
         <w:rPr>
           <w:rFonts w:ascii="Microsoft YaHei" w:hAnsi="Microsoft YaHei" w:eastAsia="Microsoft YaHei"/>
-          <w:sz w:val="22"/>
         </w:rPr>
         <w:t>菜单路径：</w:t>
       </w:r>
@@ -2601,7 +2320,6 @@
       <w:r>
         <w:rPr>
           <w:rFonts w:ascii="Microsoft YaHei" w:hAnsi="Microsoft YaHei" w:eastAsia="Microsoft YaHei"/>
-          <w:sz w:val="22"/>
         </w:rPr>
         <w:t>`Analyze &gt; Correlate &gt; Bivariate`</w:t>
       </w:r>
@@ -2611,7 +2329,6 @@
       <w:r>
         <w:rPr>
           <w:rFonts w:ascii="Microsoft YaHei" w:hAnsi="Microsoft YaHei" w:eastAsia="Microsoft YaHei"/>
-          <w:sz w:val="22"/>
         </w:rPr>
         <w:t>中文界面常见为：</w:t>
       </w:r>
@@ -2621,7 +2338,6 @@
       <w:r>
         <w:rPr>
           <w:rFonts w:ascii="Microsoft YaHei" w:hAnsi="Microsoft YaHei" w:eastAsia="Microsoft YaHei"/>
-          <w:sz w:val="22"/>
         </w:rPr>
         <w:t>`分析 &gt; 相关 &gt; 双变量`</w:t>
       </w:r>
@@ -2631,7 +2347,6 @@
       <w:r>
         <w:rPr>
           <w:rFonts w:ascii="Microsoft YaHei" w:hAnsi="Microsoft YaHei" w:eastAsia="Microsoft YaHei"/>
-          <w:sz w:val="22"/>
         </w:rPr>
         <w:t>操作步骤：</w:t>
       </w:r>
@@ -2644,7 +2359,6 @@
       <w:r>
         <w:rPr>
           <w:rFonts w:ascii="Microsoft YaHei" w:hAnsi="Microsoft YaHei" w:eastAsia="Microsoft YaHei"/>
-          <w:sz w:val="22"/>
         </w:rPr>
         <w:t>把两个计量变量放入 Variables。</w:t>
       </w:r>
@@ -2656,7 +2370,6 @@
       <w:r>
         <w:rPr>
           <w:rFonts w:ascii="Microsoft YaHei" w:hAnsi="Microsoft YaHei" w:eastAsia="Microsoft YaHei"/>
-          <w:sz w:val="22"/>
         </w:rPr>
         <w:t>勾选 Pearson。</w:t>
       </w:r>
@@ -2668,7 +2381,6 @@
       <w:r>
         <w:rPr>
           <w:rFonts w:ascii="Microsoft YaHei" w:hAnsi="Microsoft YaHei" w:eastAsia="Microsoft YaHei"/>
-          <w:sz w:val="22"/>
         </w:rPr>
         <w:t>一般选择 Two-tailed。</w:t>
       </w:r>
@@ -2680,7 +2392,6 @@
       <w:r>
         <w:rPr>
           <w:rFonts w:ascii="Microsoft YaHei" w:hAnsi="Microsoft YaHei" w:eastAsia="Microsoft YaHei"/>
-          <w:sz w:val="22"/>
         </w:rPr>
         <w:t>点击 OK。</w:t>
       </w:r>
@@ -2690,7 +2401,6 @@
       <w:r>
         <w:rPr>
           <w:rFonts w:ascii="Microsoft YaHei" w:hAnsi="Microsoft YaHei" w:eastAsia="Microsoft YaHei"/>
-          <w:sz w:val="22"/>
         </w:rPr>
         <w:t>输出看 `Correlations` 表。</w:t>
       </w:r>
@@ -2700,7 +2410,6 @@
       <w:r>
         <w:rPr>
           <w:rFonts w:ascii="Microsoft YaHei" w:hAnsi="Microsoft YaHei" w:eastAsia="Microsoft YaHei"/>
-          <w:sz w:val="22"/>
         </w:rPr>
         <w:t>重点看：</w:t>
       </w:r>
@@ -2710,45 +2419,32 @@
       <w:r>
         <w:rPr>
           <w:rFonts w:ascii="Microsoft YaHei" w:hAnsi="Microsoft YaHei" w:eastAsia="Microsoft YaHei"/>
-          <w:sz w:val="22"/>
-        </w:rPr>
-        <w:t>| 输出 | 含义 |</w:t>
-      </w:r>
-    </w:p>
-    <w:p>
-      <w:r>
-        <w:rPr>
-          <w:rFonts w:ascii="Microsoft YaHei" w:hAnsi="Microsoft YaHei" w:eastAsia="Microsoft YaHei"/>
-          <w:sz w:val="22"/>
-        </w:rPr>
-        <w:t>|---|---|</w:t>
-      </w:r>
-    </w:p>
-    <w:p>
-      <w:r>
-        <w:rPr>
-          <w:rFonts w:ascii="Microsoft YaHei" w:hAnsi="Microsoft YaHei" w:eastAsia="Microsoft YaHei"/>
-          <w:sz w:val="22"/>
-        </w:rPr>
-        <w:t>| Pearson Correlation | 相关系数 r |</w:t>
-      </w:r>
-    </w:p>
-    <w:p>
-      <w:r>
-        <w:rPr>
-          <w:rFonts w:ascii="Microsoft YaHei" w:hAnsi="Microsoft YaHei" w:eastAsia="Microsoft YaHei"/>
-          <w:sz w:val="22"/>
-        </w:rPr>
-        <w:t>| Sig. (2-tailed) | 双侧 P 值 |</w:t>
-      </w:r>
-    </w:p>
-    <w:p>
-      <w:r>
-        <w:rPr>
-          <w:rFonts w:ascii="Microsoft YaHei" w:hAnsi="Microsoft YaHei" w:eastAsia="Microsoft YaHei"/>
-          <w:sz w:val="22"/>
-        </w:rPr>
-        <w:t>| N | 样本量 |</w:t>
+        </w:rPr>
+        <w:t>输出 | 含义</w:t>
+      </w:r>
+    </w:p>
+    <w:p>
+      <w:r>
+        <w:rPr>
+          <w:rFonts w:ascii="Microsoft YaHei" w:hAnsi="Microsoft YaHei" w:eastAsia="Microsoft YaHei"/>
+        </w:rPr>
+        <w:t>Pearson Correlation | 相关系数 r</w:t>
+      </w:r>
+    </w:p>
+    <w:p>
+      <w:r>
+        <w:rPr>
+          <w:rFonts w:ascii="Microsoft YaHei" w:hAnsi="Microsoft YaHei" w:eastAsia="Microsoft YaHei"/>
+        </w:rPr>
+        <w:t>Sig. (2-tailed) | 双侧 P 值</w:t>
+      </w:r>
+    </w:p>
+    <w:p>
+      <w:r>
+        <w:rPr>
+          <w:rFonts w:ascii="Microsoft YaHei" w:hAnsi="Microsoft YaHei" w:eastAsia="Microsoft YaHei"/>
+        </w:rPr>
+        <w:t>N | 样本量</w:t>
       </w:r>
     </w:p>
     <w:p/>
@@ -2756,7 +2452,6 @@
       <w:r>
         <w:rPr>
           <w:rFonts w:ascii="Microsoft YaHei" w:hAnsi="Microsoft YaHei" w:eastAsia="Microsoft YaHei"/>
-          <w:sz w:val="22"/>
         </w:rPr>
         <w:t>结论模板：</w:t>
       </w:r>
@@ -2766,9 +2461,8 @@
       <w:r>
         <w:rPr>
           <w:rFonts w:ascii="Microsoft YaHei" w:hAnsi="Microsoft YaHei" w:eastAsia="Microsoft YaHei"/>
-          <w:sz w:val="22"/>
-        </w:rPr>
-        <w:t>&gt; Pearson 相关分析结果显示，r=……，P=……。按 alpha=0.05 水准，两变量之间线性相关有/无统计学意义。</w:t>
+        </w:rPr>
+        <w:t>Pearson 相关分析结果显示，r=……，P=……。按 alpha=0.05 水准，两变量之间线性相关有/无统计学意义。</w:t>
       </w:r>
     </w:p>
     <w:p/>
@@ -2776,7 +2470,6 @@
       <w:r>
         <w:rPr>
           <w:rFonts w:ascii="Microsoft YaHei" w:hAnsi="Microsoft YaHei" w:eastAsia="Microsoft YaHei"/>
-          <w:sz w:val="22"/>
         </w:rPr>
         <w:t>---</w:t>
       </w:r>
@@ -2795,7 +2488,6 @@
       <w:r>
         <w:rPr>
           <w:rFonts w:ascii="Microsoft YaHei" w:hAnsi="Microsoft YaHei" w:eastAsia="Microsoft YaHei"/>
-          <w:sz w:val="22"/>
         </w:rPr>
         <w:t>菜单路径：</w:t>
       </w:r>
@@ -2805,7 +2497,6 @@
       <w:r>
         <w:rPr>
           <w:rFonts w:ascii="Microsoft YaHei" w:hAnsi="Microsoft YaHei" w:eastAsia="Microsoft YaHei"/>
-          <w:sz w:val="22"/>
         </w:rPr>
         <w:t>`Analyze &gt; Regression &gt; Linear`</w:t>
       </w:r>
@@ -2815,7 +2506,6 @@
       <w:r>
         <w:rPr>
           <w:rFonts w:ascii="Microsoft YaHei" w:hAnsi="Microsoft YaHei" w:eastAsia="Microsoft YaHei"/>
-          <w:sz w:val="22"/>
         </w:rPr>
         <w:t>中文界面常见为：</w:t>
       </w:r>
@@ -2825,7 +2515,6 @@
       <w:r>
         <w:rPr>
           <w:rFonts w:ascii="Microsoft YaHei" w:hAnsi="Microsoft YaHei" w:eastAsia="Microsoft YaHei"/>
-          <w:sz w:val="22"/>
         </w:rPr>
         <w:t>`分析 &gt; 回归 &gt; 线性`</w:t>
       </w:r>
@@ -2835,7 +2524,6 @@
       <w:r>
         <w:rPr>
           <w:rFonts w:ascii="Microsoft YaHei" w:hAnsi="Microsoft YaHei" w:eastAsia="Microsoft YaHei"/>
-          <w:sz w:val="22"/>
         </w:rPr>
         <w:t>操作步骤：</w:t>
       </w:r>
@@ -2848,7 +2536,6 @@
       <w:r>
         <w:rPr>
           <w:rFonts w:ascii="Microsoft YaHei" w:hAnsi="Microsoft YaHei" w:eastAsia="Microsoft YaHei"/>
-          <w:sz w:val="22"/>
         </w:rPr>
         <w:t>因变量 Y 放入 `Dependent`。</w:t>
       </w:r>
@@ -2860,7 +2547,6 @@
       <w:r>
         <w:rPr>
           <w:rFonts w:ascii="Microsoft YaHei" w:hAnsi="Microsoft YaHei" w:eastAsia="Microsoft YaHei"/>
-          <w:sz w:val="22"/>
         </w:rPr>
         <w:t>自变量 X 放入 `Independent(s)`。</w:t>
       </w:r>
@@ -2872,7 +2558,6 @@
       <w:r>
         <w:rPr>
           <w:rFonts w:ascii="Microsoft YaHei" w:hAnsi="Microsoft YaHei" w:eastAsia="Microsoft YaHei"/>
-          <w:sz w:val="22"/>
         </w:rPr>
         <w:t>方法一般用 `Enter`。</w:t>
       </w:r>
@@ -2884,7 +2569,6 @@
       <w:r>
         <w:rPr>
           <w:rFonts w:ascii="Microsoft YaHei" w:hAnsi="Microsoft YaHei" w:eastAsia="Microsoft YaHei"/>
-          <w:sz w:val="22"/>
         </w:rPr>
         <w:t>点击 OK。</w:t>
       </w:r>
@@ -2894,7 +2578,6 @@
       <w:r>
         <w:rPr>
           <w:rFonts w:ascii="Microsoft YaHei" w:hAnsi="Microsoft YaHei" w:eastAsia="Microsoft YaHei"/>
-          <w:sz w:val="22"/>
         </w:rPr>
         <w:t>常见输出：</w:t>
       </w:r>
@@ -2904,45 +2587,32 @@
       <w:r>
         <w:rPr>
           <w:rFonts w:ascii="Microsoft YaHei" w:hAnsi="Microsoft YaHei" w:eastAsia="Microsoft YaHei"/>
-          <w:sz w:val="22"/>
-        </w:rPr>
-        <w:t>| 输出表 | 看什么 | 用途 |</w:t>
-      </w:r>
-    </w:p>
-    <w:p>
-      <w:r>
-        <w:rPr>
-          <w:rFonts w:ascii="Microsoft YaHei" w:hAnsi="Microsoft YaHei" w:eastAsia="Microsoft YaHei"/>
-          <w:sz w:val="22"/>
-        </w:rPr>
-        <w:t>|---|---|---|</w:t>
-      </w:r>
-    </w:p>
-    <w:p>
-      <w:r>
-        <w:rPr>
-          <w:rFonts w:ascii="Microsoft YaHei" w:hAnsi="Microsoft YaHei" w:eastAsia="Microsoft YaHei"/>
-          <w:sz w:val="22"/>
-        </w:rPr>
-        <w:t>| Model Summary | R、R Square | 相关程度和解释比例 |</w:t>
-      </w:r>
-    </w:p>
-    <w:p>
-      <w:r>
-        <w:rPr>
-          <w:rFonts w:ascii="Microsoft YaHei" w:hAnsi="Microsoft YaHei" w:eastAsia="Microsoft YaHei"/>
-          <w:sz w:val="22"/>
-        </w:rPr>
-        <w:t>| ANOVA | F、Sig. | 整体回归模型是否有意义 |</w:t>
-      </w:r>
-    </w:p>
-    <w:p>
-      <w:r>
-        <w:rPr>
-          <w:rFonts w:ascii="Microsoft YaHei" w:hAnsi="Microsoft YaHei" w:eastAsia="Microsoft YaHei"/>
-          <w:sz w:val="22"/>
-        </w:rPr>
-        <w:t>| Coefficients | Constant、B、t、Sig. | 写回归方程，判断 b 是否有意义 |</w:t>
+        </w:rPr>
+        <w:t>输出表 | 看什么 | 用途</w:t>
+      </w:r>
+    </w:p>
+    <w:p>
+      <w:r>
+        <w:rPr>
+          <w:rFonts w:ascii="Microsoft YaHei" w:hAnsi="Microsoft YaHei" w:eastAsia="Microsoft YaHei"/>
+        </w:rPr>
+        <w:t>Model Summary | R、R Square | 相关程度和解释比例</w:t>
+      </w:r>
+    </w:p>
+    <w:p>
+      <w:r>
+        <w:rPr>
+          <w:rFonts w:ascii="Microsoft YaHei" w:hAnsi="Microsoft YaHei" w:eastAsia="Microsoft YaHei"/>
+        </w:rPr>
+        <w:t>ANOVA | F、Sig. | 整体回归模型是否有意义</w:t>
+      </w:r>
+    </w:p>
+    <w:p>
+      <w:r>
+        <w:rPr>
+          <w:rFonts w:ascii="Microsoft YaHei" w:hAnsi="Microsoft YaHei" w:eastAsia="Microsoft YaHei"/>
+        </w:rPr>
+        <w:t>Coefficients | Constant、B、t、Sig. | 写回归方程，判断 b 是否有意义</w:t>
       </w:r>
     </w:p>
     <w:p/>
@@ -2950,7 +2620,6 @@
       <w:r>
         <w:rPr>
           <w:rFonts w:ascii="Microsoft YaHei" w:hAnsi="Microsoft YaHei" w:eastAsia="Microsoft YaHei"/>
-          <w:sz w:val="22"/>
         </w:rPr>
         <w:t>写方程时看 `Coefficients` 表：</w:t>
       </w:r>
@@ -2963,7 +2632,6 @@
       <w:r>
         <w:rPr>
           <w:rFonts w:ascii="Microsoft YaHei" w:hAnsi="Microsoft YaHei" w:eastAsia="Microsoft YaHei"/>
-          <w:sz w:val="22"/>
         </w:rPr>
         <w:t>Constant 对应截距 `a`。</w:t>
       </w:r>
@@ -2975,7 +2643,6 @@
       <w:r>
         <w:rPr>
           <w:rFonts w:ascii="Microsoft YaHei" w:hAnsi="Microsoft YaHei" w:eastAsia="Microsoft YaHei"/>
-          <w:sz w:val="22"/>
         </w:rPr>
         <w:t>自变量那一行的 Unstandardized B 对应回归系数 `b`。</w:t>
       </w:r>
@@ -2985,7 +2652,6 @@
       <w:r>
         <w:rPr>
           <w:rFonts w:ascii="Microsoft YaHei" w:hAnsi="Microsoft YaHei" w:eastAsia="Microsoft YaHei"/>
-          <w:sz w:val="22"/>
         </w:rPr>
         <w:t>回归方程写成：</w:t>
       </w:r>
@@ -2995,7 +2661,6 @@
       <w:r>
         <w:rPr>
           <w:rFonts w:ascii="Microsoft YaHei" w:hAnsi="Microsoft YaHei" w:eastAsia="Microsoft YaHei"/>
-          <w:sz w:val="22"/>
         </w:rPr>
         <w:t>`Y = a + bX`</w:t>
       </w:r>
@@ -3005,7 +2670,6 @@
       <w:r>
         <w:rPr>
           <w:rFonts w:ascii="Microsoft YaHei" w:hAnsi="Microsoft YaHei" w:eastAsia="Microsoft YaHei"/>
-          <w:sz w:val="22"/>
         </w:rPr>
         <w:t>---</w:t>
       </w:r>
@@ -3024,7 +2688,6 @@
       <w:r>
         <w:rPr>
           <w:rFonts w:ascii="Microsoft YaHei" w:hAnsi="Microsoft YaHei" w:eastAsia="Microsoft YaHei"/>
-          <w:sz w:val="22"/>
         </w:rPr>
         <w:t>如果 `b &gt; 0` 且 P &lt; 0.05：</w:t>
       </w:r>
@@ -3034,9 +2697,8 @@
       <w:r>
         <w:rPr>
           <w:rFonts w:ascii="Microsoft YaHei" w:hAnsi="Microsoft YaHei" w:eastAsia="Microsoft YaHei"/>
-          <w:sz w:val="22"/>
-        </w:rPr>
-        <w:t>&gt; X 与 Y 呈正向线性关系，X 增加时 Y 平均增加，回归系数有统计学意义。</w:t>
+        </w:rPr>
+        <w:t>X 与 Y 呈正向线性关系，X 增加时 Y 平均增加，回归系数有统计学意义。</w:t>
       </w:r>
     </w:p>
     <w:p/>
@@ -3044,7 +2706,6 @@
       <w:r>
         <w:rPr>
           <w:rFonts w:ascii="Microsoft YaHei" w:hAnsi="Microsoft YaHei" w:eastAsia="Microsoft YaHei"/>
-          <w:sz w:val="22"/>
         </w:rPr>
         <w:t>如果 `b &lt; 0` 且 P &lt; 0.05：</w:t>
       </w:r>
@@ -3054,9 +2715,8 @@
       <w:r>
         <w:rPr>
           <w:rFonts w:ascii="Microsoft YaHei" w:hAnsi="Microsoft YaHei" w:eastAsia="Microsoft YaHei"/>
-          <w:sz w:val="22"/>
-        </w:rPr>
-        <w:t>&gt; X 与 Y 呈负向线性关系，X 增加时 Y 平均降低，回归系数有统计学意义。</w:t>
+        </w:rPr>
+        <w:t>X 与 Y 呈负向线性关系，X 增加时 Y 平均降低，回归系数有统计学意义。</w:t>
       </w:r>
     </w:p>
     <w:p/>
@@ -3064,7 +2724,6 @@
       <w:r>
         <w:rPr>
           <w:rFonts w:ascii="Microsoft YaHei" w:hAnsi="Microsoft YaHei" w:eastAsia="Microsoft YaHei"/>
-          <w:sz w:val="22"/>
         </w:rPr>
         <w:t>如果 P &gt;= 0.05：</w:t>
       </w:r>
@@ -3074,9 +2733,8 @@
       <w:r>
         <w:rPr>
           <w:rFonts w:ascii="Microsoft YaHei" w:hAnsi="Microsoft YaHei" w:eastAsia="Microsoft YaHei"/>
-          <w:sz w:val="22"/>
-        </w:rPr>
-        <w:t>&gt; 尚不能认为 X 与 Y 之间存在线性回归关系。</w:t>
+        </w:rPr>
+        <w:t>尚不能认为 X 与 Y 之间存在线性回归关系。</w:t>
       </w:r>
     </w:p>
     <w:p/>
@@ -3084,7 +2742,6 @@
       <w:r>
         <w:rPr>
           <w:rFonts w:ascii="Microsoft YaHei" w:hAnsi="Microsoft YaHei" w:eastAsia="Microsoft YaHei"/>
-          <w:sz w:val="22"/>
         </w:rPr>
         <w:t>解释 b 时必须带单位意识：</w:t>
       </w:r>
@@ -3094,9 +2751,8 @@
       <w:r>
         <w:rPr>
           <w:rFonts w:ascii="Microsoft YaHei" w:hAnsi="Microsoft YaHei" w:eastAsia="Microsoft YaHei"/>
-          <w:sz w:val="22"/>
-        </w:rPr>
-        <w:t>&gt; X 每增加 1 个单位，Y 平均改变 b 个单位。</w:t>
+        </w:rPr>
+        <w:t>X 每增加 1 个单位，Y 平均改变 b 个单位。</w:t>
       </w:r>
     </w:p>
     <w:p/>
@@ -3104,7 +2760,6 @@
       <w:r>
         <w:rPr>
           <w:rFonts w:ascii="Microsoft YaHei" w:hAnsi="Microsoft YaHei" w:eastAsia="Microsoft YaHei"/>
-          <w:sz w:val="22"/>
         </w:rPr>
         <w:t>不要写成：</w:t>
       </w:r>
@@ -3114,9 +2769,8 @@
       <w:r>
         <w:rPr>
           <w:rFonts w:ascii="Microsoft YaHei" w:hAnsi="Microsoft YaHei" w:eastAsia="Microsoft YaHei"/>
-          <w:sz w:val="22"/>
-        </w:rPr>
-        <w:t>&gt; b 越大，相关越密切。</w:t>
+        </w:rPr>
+        <w:t>b 越大，相关越密切。</w:t>
       </w:r>
     </w:p>
     <w:p/>
@@ -3124,7 +2778,6 @@
       <w:r>
         <w:rPr>
           <w:rFonts w:ascii="Microsoft YaHei" w:hAnsi="Microsoft YaHei" w:eastAsia="Microsoft YaHei"/>
-          <w:sz w:val="22"/>
         </w:rPr>
         <w:t>这句话是错的。</w:t>
       </w:r>
@@ -3134,7 +2787,6 @@
       <w:r>
         <w:rPr>
           <w:rFonts w:ascii="Microsoft YaHei" w:hAnsi="Microsoft YaHei" w:eastAsia="Microsoft YaHei"/>
-          <w:sz w:val="22"/>
         </w:rPr>
         <w:t>---</w:t>
       </w:r>
@@ -3156,7 +2808,6 @@
       <w:r>
         <w:rPr>
           <w:rFonts w:ascii="Microsoft YaHei" w:hAnsi="Microsoft YaHei" w:eastAsia="Microsoft YaHei"/>
-          <w:sz w:val="22"/>
         </w:rPr>
         <w:t>看到两个计量变量关系时忘记先看散点图。</w:t>
       </w:r>
@@ -3168,7 +2819,6 @@
       <w:r>
         <w:rPr>
           <w:rFonts w:ascii="Microsoft YaHei" w:hAnsi="Microsoft YaHei" w:eastAsia="Microsoft YaHei"/>
-          <w:sz w:val="22"/>
         </w:rPr>
         <w:t>把相关理解成因果。</w:t>
       </w:r>
@@ -3180,7 +2830,6 @@
       <w:r>
         <w:rPr>
           <w:rFonts w:ascii="Microsoft YaHei" w:hAnsi="Microsoft YaHei" w:eastAsia="Microsoft YaHei"/>
-          <w:sz w:val="22"/>
         </w:rPr>
         <w:t>认为 r 越大才越密切，忘记负相关要看绝对值。</w:t>
       </w:r>
@@ -3192,7 +2841,6 @@
       <w:r>
         <w:rPr>
           <w:rFonts w:ascii="Microsoft YaHei" w:hAnsi="Microsoft YaHei" w:eastAsia="Microsoft YaHei"/>
-          <w:sz w:val="22"/>
         </w:rPr>
         <w:t>把 b 的绝对值当成相关密切程度。</w:t>
       </w:r>
@@ -3204,7 +2852,6 @@
       <w:r>
         <w:rPr>
           <w:rFonts w:ascii="Microsoft YaHei" w:hAnsi="Microsoft YaHei" w:eastAsia="Microsoft YaHei"/>
-          <w:sz w:val="22"/>
         </w:rPr>
         <w:t>忘记 r 的取值范围是 -1 到 +1。</w:t>
       </w:r>
@@ -3216,7 +2863,6 @@
       <w:r>
         <w:rPr>
           <w:rFonts w:ascii="Microsoft YaHei" w:hAnsi="Microsoft YaHei" w:eastAsia="Microsoft YaHei"/>
-          <w:sz w:val="22"/>
         </w:rPr>
         <w:t>忘记 b 没有固定取值范围，而且有单位。</w:t>
       </w:r>
@@ -3228,7 +2874,6 @@
       <w:r>
         <w:rPr>
           <w:rFonts w:ascii="Microsoft YaHei" w:hAnsi="Microsoft YaHei" w:eastAsia="Microsoft YaHei"/>
-          <w:sz w:val="22"/>
         </w:rPr>
         <w:t>忘记同一资料中 r 和 b 的符号相同。</w:t>
       </w:r>
@@ -3240,7 +2885,6 @@
       <w:r>
         <w:rPr>
           <w:rFonts w:ascii="Microsoft YaHei" w:hAnsi="Microsoft YaHei" w:eastAsia="Microsoft YaHei"/>
-          <w:sz w:val="22"/>
         </w:rPr>
         <w:t>把 R Square 和 r 混淆。</w:t>
       </w:r>
@@ -3252,7 +2896,6 @@
       <w:r>
         <w:rPr>
           <w:rFonts w:ascii="Microsoft YaHei" w:hAnsi="Microsoft YaHei" w:eastAsia="Microsoft YaHei"/>
-          <w:sz w:val="22"/>
         </w:rPr>
         <w:t>不知道 `r = 1` 时 `SS总 = SS回`，`SS残 = 0`。</w:t>
       </w:r>
@@ -3264,7 +2907,6 @@
       <w:r>
         <w:rPr>
           <w:rFonts w:ascii="Microsoft YaHei" w:hAnsi="Microsoft YaHei" w:eastAsia="Microsoft YaHei"/>
-          <w:sz w:val="22"/>
         </w:rPr>
         <w:t>SPSS 回归输出中不会找 Constant 和 B，导致方程写不出来。</w:t>
       </w:r>
@@ -3274,7 +2916,6 @@
       <w:r>
         <w:rPr>
           <w:rFonts w:ascii="Microsoft YaHei" w:hAnsi="Microsoft YaHei" w:eastAsia="Microsoft YaHei"/>
-          <w:sz w:val="22"/>
         </w:rPr>
         <w:t>---</w:t>
       </w:r>
@@ -3293,7 +2934,6 @@
       <w:r>
         <w:rPr>
           <w:rFonts w:ascii="Microsoft YaHei" w:hAnsi="Microsoft YaHei" w:eastAsia="Microsoft YaHei"/>
-          <w:sz w:val="22"/>
         </w:rPr>
         <w:t>如果今天状态一般，至少记住这张表。</w:t>
       </w:r>
@@ -3303,126 +2943,104 @@
       <w:r>
         <w:rPr>
           <w:rFonts w:ascii="Microsoft YaHei" w:hAnsi="Microsoft YaHei" w:eastAsia="Microsoft YaHei"/>
-          <w:sz w:val="22"/>
-        </w:rPr>
-        <w:t>| 问题 | 答案 |</w:t>
-      </w:r>
-    </w:p>
-    <w:p>
-      <w:r>
-        <w:rPr>
-          <w:rFonts w:ascii="Microsoft YaHei" w:hAnsi="Microsoft YaHei" w:eastAsia="Microsoft YaHei"/>
-          <w:sz w:val="22"/>
-        </w:rPr>
-        <w:t>|---|---|</w:t>
-      </w:r>
-    </w:p>
-    <w:p>
-      <w:r>
-        <w:rPr>
-          <w:rFonts w:ascii="Microsoft YaHei" w:hAnsi="Microsoft YaHei" w:eastAsia="Microsoft YaHei"/>
-          <w:sz w:val="22"/>
-        </w:rPr>
-        <w:t>| 两个计量变量关系先看什么图 | 散点图 |</w:t>
-      </w:r>
-    </w:p>
-    <w:p>
-      <w:r>
-        <w:rPr>
-          <w:rFonts w:ascii="Microsoft YaHei" w:hAnsi="Microsoft YaHei" w:eastAsia="Microsoft YaHei"/>
-          <w:sz w:val="22"/>
-        </w:rPr>
-        <w:t>| 线性相关方向和密切程度看什么 | Pearson 相关系数 r |</w:t>
-      </w:r>
-    </w:p>
-    <w:p>
-      <w:r>
-        <w:rPr>
-          <w:rFonts w:ascii="Microsoft YaHei" w:hAnsi="Microsoft YaHei" w:eastAsia="Microsoft YaHei"/>
-          <w:sz w:val="22"/>
-        </w:rPr>
-        <w:t>| r 的范围 | -1 到 +1 |</w:t>
-      </w:r>
-    </w:p>
-    <w:p>
-      <w:r>
-        <w:rPr>
-          <w:rFonts w:ascii="Microsoft YaHei" w:hAnsi="Microsoft YaHei" w:eastAsia="Microsoft YaHei"/>
-          <w:sz w:val="22"/>
-        </w:rPr>
-        <w:t>| 相关密切程度看什么 | `|r|` |</w:t>
-      </w:r>
-    </w:p>
-    <w:p>
-      <w:r>
-        <w:rPr>
-          <w:rFonts w:ascii="Microsoft YaHei" w:hAnsi="Microsoft YaHei" w:eastAsia="Microsoft YaHei"/>
-          <w:sz w:val="22"/>
-        </w:rPr>
-        <w:t>| 用 X 预测 Y 用什么 | 简单线性回归 |</w:t>
-      </w:r>
-    </w:p>
-    <w:p>
-      <w:r>
-        <w:rPr>
-          <w:rFonts w:ascii="Microsoft YaHei" w:hAnsi="Microsoft YaHei" w:eastAsia="Microsoft YaHei"/>
-          <w:sz w:val="22"/>
-        </w:rPr>
-        <w:t>| 回归方程 | `Y = a + bX` |</w:t>
-      </w:r>
-    </w:p>
-    <w:p>
-      <w:r>
-        <w:rPr>
-          <w:rFonts w:ascii="Microsoft YaHei" w:hAnsi="Microsoft YaHei" w:eastAsia="Microsoft YaHei"/>
-          <w:sz w:val="22"/>
-        </w:rPr>
-        <w:t>| b 表示什么 | X 每增加 1 单位，Y 平均改变 b 单位 |</w:t>
-      </w:r>
-    </w:p>
-    <w:p>
-      <w:r>
-        <w:rPr>
-          <w:rFonts w:ascii="Microsoft YaHei" w:hAnsi="Microsoft YaHei" w:eastAsia="Microsoft YaHei"/>
-          <w:sz w:val="22"/>
-        </w:rPr>
-        <w:t>| b 绝对值越大说明什么 | 回归线越陡 |</w:t>
-      </w:r>
-    </w:p>
-    <w:p>
-      <w:r>
-        <w:rPr>
-          <w:rFonts w:ascii="Microsoft YaHei" w:hAnsi="Microsoft YaHei" w:eastAsia="Microsoft YaHei"/>
-          <w:sz w:val="22"/>
-        </w:rPr>
-        <w:t>| 能不能说明相关越密切 | 不能 |</w:t>
-      </w:r>
-    </w:p>
-    <w:p>
-      <w:r>
-        <w:rPr>
-          <w:rFonts w:ascii="Microsoft YaHei" w:hAnsi="Microsoft YaHei" w:eastAsia="Microsoft YaHei"/>
-          <w:sz w:val="22"/>
-        </w:rPr>
-        <w:t>| 简单回归中 R Square | 因变量总变异被 X 解释的比例 |</w:t>
-      </w:r>
-    </w:p>
-    <w:p>
-      <w:r>
-        <w:rPr>
-          <w:rFonts w:ascii="Microsoft YaHei" w:hAnsi="Microsoft YaHei" w:eastAsia="Microsoft YaHei"/>
-          <w:sz w:val="22"/>
-        </w:rPr>
-        <w:t>| 同一资料中 r 和 b 符号 | 相同 |</w:t>
-      </w:r>
-    </w:p>
-    <w:p>
-      <w:r>
-        <w:rPr>
-          <w:rFonts w:ascii="Microsoft YaHei" w:hAnsi="Microsoft YaHei" w:eastAsia="Microsoft YaHei"/>
-          <w:sz w:val="22"/>
-        </w:rPr>
-        <w:t>| 相关和回归是否证明因果 | 不能直接证明 |</w:t>
+        </w:rPr>
+        <w:t>问题 | 答案</w:t>
+      </w:r>
+    </w:p>
+    <w:p>
+      <w:r>
+        <w:rPr>
+          <w:rFonts w:ascii="Microsoft YaHei" w:hAnsi="Microsoft YaHei" w:eastAsia="Microsoft YaHei"/>
+        </w:rPr>
+        <w:t>两个计量变量关系先看什么图 | 散点图</w:t>
+      </w:r>
+    </w:p>
+    <w:p>
+      <w:r>
+        <w:rPr>
+          <w:rFonts w:ascii="Microsoft YaHei" w:hAnsi="Microsoft YaHei" w:eastAsia="Microsoft YaHei"/>
+        </w:rPr>
+        <w:t>线性相关方向和密切程度看什么 | Pearson 相关系数 r</w:t>
+      </w:r>
+    </w:p>
+    <w:p>
+      <w:r>
+        <w:rPr>
+          <w:rFonts w:ascii="Microsoft YaHei" w:hAnsi="Microsoft YaHei" w:eastAsia="Microsoft YaHei"/>
+        </w:rPr>
+        <w:t>r 的范围 | -1 到 +1</w:t>
+      </w:r>
+    </w:p>
+    <w:p>
+      <w:r>
+        <w:rPr>
+          <w:rFonts w:ascii="Microsoft YaHei" w:hAnsi="Microsoft YaHei" w:eastAsia="Microsoft YaHei"/>
+        </w:rPr>
+        <w:t>相关密切程度看什么 | ` | r | `</w:t>
+      </w:r>
+    </w:p>
+    <w:p>
+      <w:r>
+        <w:rPr>
+          <w:rFonts w:ascii="Microsoft YaHei" w:hAnsi="Microsoft YaHei" w:eastAsia="Microsoft YaHei"/>
+        </w:rPr>
+        <w:t>用 X 预测 Y 用什么 | 简单线性回归</w:t>
+      </w:r>
+    </w:p>
+    <w:p>
+      <w:r>
+        <w:rPr>
+          <w:rFonts w:ascii="Microsoft YaHei" w:hAnsi="Microsoft YaHei" w:eastAsia="Microsoft YaHei"/>
+        </w:rPr>
+        <w:t>回归方程 | `Y = a + bX`</w:t>
+      </w:r>
+    </w:p>
+    <w:p>
+      <w:r>
+        <w:rPr>
+          <w:rFonts w:ascii="Microsoft YaHei" w:hAnsi="Microsoft YaHei" w:eastAsia="Microsoft YaHei"/>
+        </w:rPr>
+        <w:t>b 表示什么 | X 每增加 1 单位，Y 平均改变 b 单位</w:t>
+      </w:r>
+    </w:p>
+    <w:p>
+      <w:r>
+        <w:rPr>
+          <w:rFonts w:ascii="Microsoft YaHei" w:hAnsi="Microsoft YaHei" w:eastAsia="Microsoft YaHei"/>
+        </w:rPr>
+        <w:t>b 绝对值越大说明什么 | 回归线越陡</w:t>
+      </w:r>
+    </w:p>
+    <w:p>
+      <w:r>
+        <w:rPr>
+          <w:rFonts w:ascii="Microsoft YaHei" w:hAnsi="Microsoft YaHei" w:eastAsia="Microsoft YaHei"/>
+        </w:rPr>
+        <w:t>能不能说明相关越密切 | 不能</w:t>
+      </w:r>
+    </w:p>
+    <w:p>
+      <w:r>
+        <w:rPr>
+          <w:rFonts w:ascii="Microsoft YaHei" w:hAnsi="Microsoft YaHei" w:eastAsia="Microsoft YaHei"/>
+        </w:rPr>
+        <w:t>简单回归中 R Square | 因变量总变异被 X 解释的比例</w:t>
+      </w:r>
+    </w:p>
+    <w:p>
+      <w:r>
+        <w:rPr>
+          <w:rFonts w:ascii="Microsoft YaHei" w:hAnsi="Microsoft YaHei" w:eastAsia="Microsoft YaHei"/>
+        </w:rPr>
+        <w:t>同一资料中 r 和 b 符号 | 相同</w:t>
+      </w:r>
+    </w:p>
+    <w:p>
+      <w:r>
+        <w:rPr>
+          <w:rFonts w:ascii="Microsoft YaHei" w:hAnsi="Microsoft YaHei" w:eastAsia="Microsoft YaHei"/>
+        </w:rPr>
+        <w:t>相关和回归是否证明因果 | 不能直接证明</w:t>
       </w:r>
     </w:p>
     <w:p/>
@@ -3430,7 +3048,6 @@
       <w:r>
         <w:rPr>
           <w:rFonts w:ascii="Microsoft YaHei" w:hAnsi="Microsoft YaHei" w:eastAsia="Microsoft YaHei"/>
-          <w:sz w:val="22"/>
         </w:rPr>
         <w:t>---</w:t>
       </w:r>
@@ -3449,7 +3066,6 @@
       <w:r>
         <w:rPr>
           <w:rFonts w:ascii="Microsoft YaHei" w:hAnsi="Microsoft YaHei" w:eastAsia="Microsoft YaHei"/>
-          <w:sz w:val="22"/>
         </w:rPr>
         <w:t>先不看选择题，自己回答：</w:t>
       </w:r>
@@ -3462,7 +3078,6 @@
       <w:r>
         <w:rPr>
           <w:rFonts w:ascii="Microsoft YaHei" w:hAnsi="Microsoft YaHei" w:eastAsia="Microsoft YaHei"/>
-          <w:sz w:val="22"/>
         </w:rPr>
         <w:t>Pearson 相关适合什么资料？</w:t>
       </w:r>
@@ -3474,7 +3089,6 @@
       <w:r>
         <w:rPr>
           <w:rFonts w:ascii="Microsoft YaHei" w:hAnsi="Microsoft YaHei" w:eastAsia="Microsoft YaHei"/>
-          <w:sz w:val="22"/>
         </w:rPr>
         <w:t>为什么做相关和回归前要先画散点图？</w:t>
       </w:r>
@@ -3486,7 +3100,6 @@
       <w:r>
         <w:rPr>
           <w:rFonts w:ascii="Microsoft YaHei" w:hAnsi="Microsoft YaHei" w:eastAsia="Microsoft YaHei"/>
-          <w:sz w:val="22"/>
         </w:rPr>
         <w:t>r 的范围是什么？</w:t>
       </w:r>
@@ -3498,7 +3111,6 @@
       <w:r>
         <w:rPr>
           <w:rFonts w:ascii="Microsoft YaHei" w:hAnsi="Microsoft YaHei" w:eastAsia="Microsoft YaHei"/>
-          <w:sz w:val="22"/>
         </w:rPr>
         <w:t>r=-0.9 和 r=0.4 哪个相关更密切？</w:t>
       </w:r>
@@ -3510,7 +3122,6 @@
       <w:r>
         <w:rPr>
           <w:rFonts w:ascii="Microsoft YaHei" w:hAnsi="Microsoft YaHei" w:eastAsia="Microsoft YaHei"/>
-          <w:sz w:val="22"/>
         </w:rPr>
         <w:t>b 的绝对值越大能不能说明相关越密切？</w:t>
       </w:r>
@@ -3522,7 +3133,6 @@
       <w:r>
         <w:rPr>
           <w:rFonts w:ascii="Microsoft YaHei" w:hAnsi="Microsoft YaHei" w:eastAsia="Microsoft YaHei"/>
-          <w:sz w:val="22"/>
         </w:rPr>
         <w:t>简单线性回归方程中 a 和 b 分别是什么？</w:t>
       </w:r>
@@ -3534,7 +3144,6 @@
       <w:r>
         <w:rPr>
           <w:rFonts w:ascii="Microsoft YaHei" w:hAnsi="Microsoft YaHei" w:eastAsia="Microsoft YaHei"/>
-          <w:sz w:val="22"/>
         </w:rPr>
         <w:t>R Square 表示什么？</w:t>
       </w:r>
@@ -3546,7 +3155,6 @@
       <w:r>
         <w:rPr>
           <w:rFonts w:ascii="Microsoft YaHei" w:hAnsi="Microsoft YaHei" w:eastAsia="Microsoft YaHei"/>
-          <w:sz w:val="22"/>
         </w:rPr>
         <w:t>r=1 时 SS残是什么？</w:t>
       </w:r>
@@ -3558,7 +3166,6 @@
       <w:r>
         <w:rPr>
           <w:rFonts w:ascii="Microsoft YaHei" w:hAnsi="Microsoft YaHei" w:eastAsia="Microsoft YaHei"/>
-          <w:sz w:val="22"/>
         </w:rPr>
         <w:t>同一资料中 r 和 b 的符号是否相同？</w:t>
       </w:r>
@@ -3570,7 +3177,6 @@
       <w:r>
         <w:rPr>
           <w:rFonts w:ascii="Microsoft YaHei" w:hAnsi="Microsoft YaHei" w:eastAsia="Microsoft YaHei"/>
-          <w:sz w:val="22"/>
         </w:rPr>
         <w:t>SPSS 简单线性回归输出中，写方程要看哪张表？</w:t>
       </w:r>
@@ -3580,7 +3186,6 @@
       <w:r>
         <w:rPr>
           <w:rFonts w:ascii="Microsoft YaHei" w:hAnsi="Microsoft YaHei" w:eastAsia="Microsoft YaHei"/>
-          <w:sz w:val="22"/>
         </w:rPr>
         <w:t>如果能答出 8 个，就可以进入今天的选择题。</w:t>
       </w:r>
@@ -3590,7 +3195,6 @@
       <w:r>
         <w:rPr>
           <w:rFonts w:ascii="Microsoft YaHei" w:hAnsi="Microsoft YaHei" w:eastAsia="Microsoft YaHei"/>
-          <w:sz w:val="22"/>
         </w:rPr>
         <w:t>---</w:t>
       </w:r>
@@ -3606,57 +3210,69 @@
     </w:p>
     <w:p/>
     <w:p>
-      <w:r>
-        <w:rPr>
-          <w:rFonts w:ascii="Microsoft YaHei" w:hAnsi="Microsoft YaHei" w:eastAsia="Microsoft YaHei"/>
-          <w:sz w:val="22"/>
-        </w:rPr>
-        <w:t>? 详细笔记阅读</w:t>
-      </w:r>
-    </w:p>
-    <w:p>
-      <w:r>
-        <w:rPr>
-          <w:rFonts w:ascii="Microsoft YaHei" w:hAnsi="Microsoft YaHei" w:eastAsia="Microsoft YaHei"/>
-          <w:sz w:val="22"/>
-        </w:rPr>
-        <w:t>? 相关与简单线性回归选择题</w:t>
-      </w:r>
-    </w:p>
-    <w:p>
-      <w:r>
-        <w:rPr>
-          <w:rFonts w:ascii="Microsoft YaHei" w:hAnsi="Microsoft YaHei" w:eastAsia="Microsoft YaHei"/>
-          <w:sz w:val="22"/>
-        </w:rPr>
-        <w:t>? 判分与错题整理</w:t>
-      </w:r>
-    </w:p>
-    <w:p>
-      <w:r>
-        <w:rPr>
-          <w:rFonts w:ascii="Microsoft YaHei" w:hAnsi="Microsoft YaHei" w:eastAsia="Microsoft YaHei"/>
-          <w:sz w:val="22"/>
-        </w:rPr>
-        <w:t>? SPSS 散点图练习</w:t>
-      </w:r>
-    </w:p>
-    <w:p>
-      <w:r>
-        <w:rPr>
-          <w:rFonts w:ascii="Microsoft YaHei" w:hAnsi="Microsoft YaHei" w:eastAsia="Microsoft YaHei"/>
-          <w:sz w:val="22"/>
-        </w:rPr>
-        <w:t>? SPSS Pearson 相关练习</w:t>
-      </w:r>
-    </w:p>
-    <w:p>
-      <w:r>
-        <w:rPr>
-          <w:rFonts w:ascii="Microsoft YaHei" w:hAnsi="Microsoft YaHei" w:eastAsia="Microsoft YaHei"/>
-          <w:sz w:val="22"/>
-        </w:rPr>
-        <w:t>? SPSS 简单线性回归练习</w:t>
+      <w:pPr>
+        <w:pStyle w:val="ListBullet"/>
+      </w:pPr>
+      <w:r>
+        <w:rPr>
+          <w:rFonts w:ascii="Microsoft YaHei" w:hAnsi="Microsoft YaHei" w:eastAsia="Microsoft YaHei"/>
+        </w:rPr>
+        <w:t>[ ] 详细笔记阅读</w:t>
+      </w:r>
+    </w:p>
+    <w:p>
+      <w:pPr>
+        <w:pStyle w:val="ListBullet"/>
+      </w:pPr>
+      <w:r>
+        <w:rPr>
+          <w:rFonts w:ascii="Microsoft YaHei" w:hAnsi="Microsoft YaHei" w:eastAsia="Microsoft YaHei"/>
+        </w:rPr>
+        <w:t>[x] 相关与简单线性回归选择题</w:t>
+      </w:r>
+    </w:p>
+    <w:p>
+      <w:pPr>
+        <w:pStyle w:val="ListBullet"/>
+      </w:pPr>
+      <w:r>
+        <w:rPr>
+          <w:rFonts w:ascii="Microsoft YaHei" w:hAnsi="Microsoft YaHei" w:eastAsia="Microsoft YaHei"/>
+        </w:rPr>
+        <w:t>[x] 判分与错题整理</w:t>
+      </w:r>
+    </w:p>
+    <w:p>
+      <w:pPr>
+        <w:pStyle w:val="ListBullet"/>
+      </w:pPr>
+      <w:r>
+        <w:rPr>
+          <w:rFonts w:ascii="Microsoft YaHei" w:hAnsi="Microsoft YaHei" w:eastAsia="Microsoft YaHei"/>
+        </w:rPr>
+        <w:t>[x] SPSS 散点图练习</w:t>
+      </w:r>
+    </w:p>
+    <w:p>
+      <w:pPr>
+        <w:pStyle w:val="ListBullet"/>
+      </w:pPr>
+      <w:r>
+        <w:rPr>
+          <w:rFonts w:ascii="Microsoft YaHei" w:hAnsi="Microsoft YaHei" w:eastAsia="Microsoft YaHei"/>
+        </w:rPr>
+        <w:t>[x] SPSS Pearson 相关练习</w:t>
+      </w:r>
+    </w:p>
+    <w:p>
+      <w:pPr>
+        <w:pStyle w:val="ListBullet"/>
+      </w:pPr>
+      <w:r>
+        <w:rPr>
+          <w:rFonts w:ascii="Microsoft YaHei" w:hAnsi="Microsoft YaHei" w:eastAsia="Microsoft YaHei"/>
+        </w:rPr>
+        <w:t>[x] SPSS 简单线性回归练习</w:t>
       </w:r>
     </w:p>
     <w:sectPr>
@@ -4034,7 +3650,7 @@
     <w:rsid w:val="00FC693F"/>
     <w:rPr>
       <w:rFonts w:ascii="Microsoft YaHei" w:hAnsi="Microsoft YaHei" w:eastAsia="Microsoft YaHei"/>
-      <w:sz w:val="22"/>
+      <w:sz w:val="21"/>
     </w:rPr>
   </w:style>
   <w:style w:type="paragraph" w:styleId="Header">
